--- a/00-首页/题组Word/专项卷/一分册/专项卷XII-教师版.docx
+++ b/00-首页/题组Word/专项卷/一分册/专项卷XII-教师版.docx
@@ -1065,15 +1065,42 @@
         <w:rPr>
           <w:rFonts w:ascii="Times New Roman" w:hAnsi="Times New Roman" w:eastAsia="Times New Roman" w:cs="Times New Roman"/>
         </w:rPr>
-        <w:t xml:space="preserve"> NaHCO</w:t>
-      </w:r>
-      <w:r>
-        <w:rPr>
-          <w:rFonts w:ascii="Times New Roman" w:hAnsi="Times New Roman" w:eastAsia="Times New Roman" w:cs="Times New Roman"/>
-          <w:vertAlign w:val="subscript"/>
-        </w:rPr>
-        <w:t>3</w:t>
-      </w:r>
+        <w:t xml:space="preserve"> </w:t>
+      </w:r>
+      <m:oMath>
+        <m:oMathPr>
+          <m:ctrlPr>
+            <w:rPr>
+              <w:sz w:val="28"/>
+              <w:szCs w:val="28"/>
+            </w:rPr>
+          </m:ctrlPr>
+        </m:oMathPr>
+        <m:r>
+          <m:t>N</m:t>
+        </m:r>
+        <m:r>
+          <m:t>a</m:t>
+        </m:r>
+        <m:r>
+          <m:t>H</m:t>
+        </m:r>
+        <m:r>
+          <m:t>C</m:t>
+        </m:r>
+        <m:sSub>
+          <m:e>
+            <m:r>
+              <m:t>O</m:t>
+            </m:r>
+          </m:e>
+          <m:sub>
+            <m:r>
+              <m:t>3</m:t>
+            </m:r>
+          </m:sub>
+        </m:sSub>
+      </m:oMath>
       <w:r>
         <w:rPr>
           <w:rFonts w:ascii="Times New Roman" w:hAnsi="Times New Roman" w:eastAsia="Times New Roman" w:cs="Times New Roman"/>
@@ -1462,15 +1489,42 @@
         <w:rPr>
           <w:rFonts w:ascii="Times New Roman" w:hAnsi="Times New Roman" w:eastAsia="Times New Roman" w:cs="Times New Roman"/>
         </w:rPr>
-        <w:t xml:space="preserve"> NaHCO</w:t>
-      </w:r>
-      <w:r>
-        <w:rPr>
-          <w:rFonts w:ascii="Times New Roman" w:hAnsi="Times New Roman" w:eastAsia="Times New Roman" w:cs="Times New Roman"/>
-          <w:vertAlign w:val="subscript"/>
-        </w:rPr>
-        <w:t>3</w:t>
-      </w:r>
+        <w:t xml:space="preserve"> </w:t>
+      </w:r>
+      <m:oMath>
+        <m:oMathPr>
+          <m:ctrlPr>
+            <w:rPr>
+              <w:sz w:val="28"/>
+              <w:szCs w:val="28"/>
+            </w:rPr>
+          </m:ctrlPr>
+        </m:oMathPr>
+        <m:r>
+          <m:t>N</m:t>
+        </m:r>
+        <m:r>
+          <m:t>a</m:t>
+        </m:r>
+        <m:r>
+          <m:t>H</m:t>
+        </m:r>
+        <m:r>
+          <m:t>C</m:t>
+        </m:r>
+        <m:sSub>
+          <m:e>
+            <m:r>
+              <m:t>O</m:t>
+            </m:r>
+          </m:e>
+          <m:sub>
+            <m:r>
+              <m:t>3</m:t>
+            </m:r>
+          </m:sub>
+        </m:sSub>
+      </m:oMath>
       <w:r>
         <w:rPr>
           <w:rFonts w:ascii="Times New Roman" w:hAnsi="Times New Roman" w:eastAsia="Times New Roman" w:cs="Times New Roman"/>
@@ -4928,20 +4982,33 @@
         <w:rPr>
           <w:rFonts w:ascii="Times New Roman" w:hAnsi="Times New Roman" w:eastAsia="Times New Roman" w:cs="Times New Roman"/>
         </w:rPr>
-        <w:t xml:space="preserve"> H</w:t>
-      </w:r>
-      <w:r>
-        <w:rPr>
-          <w:rFonts w:ascii="Times New Roman" w:hAnsi="Times New Roman" w:eastAsia="Times New Roman" w:cs="Times New Roman"/>
-          <w:vertAlign w:val="subscript"/>
-        </w:rPr>
-        <w:t>2</w:t>
-      </w:r>
-      <w:r>
-        <w:rPr>
-          <w:rFonts w:ascii="Times New Roman" w:hAnsi="Times New Roman" w:eastAsia="Times New Roman" w:cs="Times New Roman"/>
-        </w:rPr>
-        <w:t xml:space="preserve"> 2 mol </w:t>
+        <w:t xml:space="preserve"> </w:t>
+      </w:r>
+      <m:oMath>
+        <m:sSub>
+          <m:e>
+            <m:r>
+              <m:t>H</m:t>
+            </m:r>
+          </m:e>
+          <m:sub>
+            <m:r>
+              <m:t>2</m:t>
+            </m:r>
+          </m:sub>
+        </m:sSub>
+      </m:oMath>
+      <w:r>
+        <w:rPr>
+          <w:rFonts w:ascii="Times New Roman" w:hAnsi="Times New Roman" w:eastAsia="Times New Roman" w:cs="Times New Roman"/>
+        </w:rPr>
+        <w:t xml:space="preserve"> </w:t>
+      </w:r>
+      <w:r>
+        <w:rPr>
+          <w:rFonts w:ascii="Times New Roman" w:hAnsi="Times New Roman" w:eastAsia="Times New Roman" w:cs="Times New Roman"/>
+        </w:rPr>
+        <w:t xml:space="preserve">2 mol </w:t>
       </w:r>
       <w:r>
         <w:rPr>
@@ -5604,15 +5671,28 @@
         <w:rPr>
           <w:rFonts w:ascii="Times New Roman" w:hAnsi="Times New Roman" w:eastAsia="Times New Roman" w:cs="Times New Roman"/>
         </w:rPr>
-        <w:t xml:space="preserve"> CN</w:t>
-      </w:r>
-      <w:r>
-        <w:rPr>
-          <w:rFonts w:ascii="Times New Roman" w:hAnsi="Times New Roman" w:eastAsia="Times New Roman" w:cs="Times New Roman"/>
-          <w:vertAlign w:val="superscript"/>
-        </w:rPr>
-        <w:t>-</w:t>
-      </w:r>
+        <w:t xml:space="preserve"> </w:t>
+      </w:r>
+      <m:oMath>
+        <m:r>
+          <m:t>C</m:t>
+        </m:r>
+        <m:sSup>
+          <m:e>
+            <m:r>
+              <m:t>N</m:t>
+            </m:r>
+          </m:e>
+          <m:sup>
+            <m:r>
+              <m:rPr>
+                <m:sty m:val="p"/>
+              </m:rPr>
+              <m:t>−</m:t>
+            </m:r>
+          </m:sup>
+        </m:sSup>
+      </m:oMath>
       <w:r>
         <w:rPr>
           <w:rFonts w:ascii="Times New Roman" w:hAnsi="Times New Roman" w:eastAsia="Times New Roman" w:cs="Times New Roman"/>
@@ -12917,18 +12997,25 @@
               <w:pStyle w:val="Compact"/>
               <w:jc w:val="center"/>
             </w:pPr>
+            <m:oMath>
+              <m:sSub>
+                <m:e>
+                  <m:r>
+                    <m:t>I</m:t>
+                  </m:r>
+                </m:e>
+                <m:sub>
+                  <m:r>
+                    <m:t>1</m:t>
+                  </m:r>
+                </m:sub>
+              </m:sSub>
+            </m:oMath>
             <w:r>
               <w:rPr>
                 <w:rFonts w:ascii="Times New Roman" w:hAnsi="Times New Roman" w:eastAsia="Times New Roman" w:cs="Times New Roman"/>
               </w:rPr>
-              <w:t>I</w:t>
-            </w:r>
-            <w:r>
-              <w:rPr>
-                <w:rFonts w:ascii="Times New Roman" w:hAnsi="Times New Roman" w:eastAsia="Times New Roman" w:cs="Times New Roman"/>
-                <w:vertAlign w:val="subscript"/>
-              </w:rPr>
-              <w:t>1</w:t>
+              <w:t xml:space="preserve">​</w:t>
             </w:r>
           </w:p>
         </w:tc>
@@ -12980,18 +13067,25 @@
               <w:pStyle w:val="Compact"/>
               <w:jc w:val="center"/>
             </w:pPr>
+            <m:oMath>
+              <m:sSub>
+                <m:e>
+                  <m:r>
+                    <m:t>I</m:t>
+                  </m:r>
+                </m:e>
+                <m:sub>
+                  <m:r>
+                    <m:t>2</m:t>
+                  </m:r>
+                </m:sub>
+              </m:sSub>
+            </m:oMath>
             <w:r>
               <w:rPr>
                 <w:rFonts w:ascii="Times New Roman" w:hAnsi="Times New Roman" w:eastAsia="Times New Roman" w:cs="Times New Roman"/>
               </w:rPr>
-              <w:t>I</w:t>
-            </w:r>
-            <w:r>
-              <w:rPr>
-                <w:rFonts w:ascii="Times New Roman" w:hAnsi="Times New Roman" w:eastAsia="Times New Roman" w:cs="Times New Roman"/>
-                <w:vertAlign w:val="subscript"/>
-              </w:rPr>
-              <w:t>2</w:t>
+              <w:t xml:space="preserve">​</w:t>
             </w:r>
           </w:p>
         </w:tc>
@@ -13043,18 +13137,25 @@
               <w:pStyle w:val="Compact"/>
               <w:jc w:val="center"/>
             </w:pPr>
+            <m:oMath>
+              <m:sSub>
+                <m:e>
+                  <m:r>
+                    <m:t>I</m:t>
+                  </m:r>
+                </m:e>
+                <m:sub>
+                  <m:r>
+                    <m:t>3</m:t>
+                  </m:r>
+                </m:sub>
+              </m:sSub>
+            </m:oMath>
             <w:r>
               <w:rPr>
                 <w:rFonts w:ascii="Times New Roman" w:hAnsi="Times New Roman" w:eastAsia="Times New Roman" w:cs="Times New Roman"/>
               </w:rPr>
-              <w:t>I</w:t>
-            </w:r>
-            <w:r>
-              <w:rPr>
-                <w:rFonts w:ascii="Times New Roman" w:hAnsi="Times New Roman" w:eastAsia="Times New Roman" w:cs="Times New Roman"/>
-                <w:vertAlign w:val="subscript"/>
-              </w:rPr>
-              <w:t>3</w:t>
+              <w:t xml:space="preserve">​</w:t>
             </w:r>
           </w:p>
         </w:tc>
@@ -13172,28 +13273,42 @@
         <w:rPr>
           <w:rFonts w:ascii="Times New Roman" w:hAnsi="Times New Roman" w:eastAsia="Times New Roman" w:cs="Times New Roman"/>
         </w:rPr>
-        <w:t xml:space="preserve"> I</w:t>
-      </w:r>
-      <w:r>
-        <w:rPr>
-          <w:rFonts w:ascii="Times New Roman" w:hAnsi="Times New Roman" w:eastAsia="Times New Roman" w:cs="Times New Roman"/>
-          <w:vertAlign w:val="subscript"/>
-        </w:rPr>
-        <w:t>2</w:t>
-      </w:r>
-      <w:r>
-        <w:rPr>
-          <w:rFonts w:ascii="Times New Roman" w:hAnsi="Times New Roman" w:eastAsia="Times New Roman" w:cs="Times New Roman"/>
-        </w:rPr>
-        <w:t>、I</w:t>
-      </w:r>
-      <w:r>
-        <w:rPr>
-          <w:rFonts w:ascii="Times New Roman" w:hAnsi="Times New Roman" w:eastAsia="Times New Roman" w:cs="Times New Roman"/>
-          <w:vertAlign w:val="subscript"/>
-        </w:rPr>
-        <w:t>3</w:t>
-      </w:r>
+        <w:t xml:space="preserve"> </w:t>
+      </w:r>
+      <m:oMath>
+        <m:sSub>
+          <m:e>
+            <m:r>
+              <m:t>I</m:t>
+            </m:r>
+          </m:e>
+          <m:sub>
+            <m:r>
+              <m:t>2</m:t>
+            </m:r>
+          </m:sub>
+        </m:sSub>
+      </m:oMath>
+      <w:r>
+        <w:rPr>
+          <w:rFonts w:ascii="Times New Roman" w:hAnsi="Times New Roman" w:eastAsia="Times New Roman" w:cs="Times New Roman"/>
+        </w:rPr>
+        <w:t xml:space="preserve">、</w:t>
+      </w:r>
+      <m:oMath>
+        <m:sSub>
+          <m:e>
+            <m:r>
+              <m:t>I</m:t>
+            </m:r>
+          </m:e>
+          <m:sub>
+            <m:r>
+              <m:t>3</m:t>
+            </m:r>
+          </m:sub>
+        </m:sSub>
+      </m:oMath>
       <w:r>
         <w:rPr>
           <w:rFonts w:ascii="Times New Roman" w:hAnsi="Times New Roman" w:eastAsia="Times New Roman" w:cs="Times New Roman"/>
@@ -13518,15 +13633,31 @@
         <w:rPr>
           <w:rFonts w:ascii="Times New Roman" w:hAnsi="Times New Roman" w:eastAsia="Times New Roman" w:cs="Times New Roman"/>
         </w:rPr>
-        <w:t xml:space="preserve"> Fe</w:t>
-      </w:r>
-      <w:r>
-        <w:rPr>
-          <w:rFonts w:ascii="Times New Roman" w:hAnsi="Times New Roman" w:eastAsia="Times New Roman" w:cs="Times New Roman"/>
-          <w:vertAlign w:val="superscript"/>
-        </w:rPr>
-        <w:t>2+</w:t>
-      </w:r>
+        <w:t xml:space="preserve"> </w:t>
+      </w:r>
+      <m:oMath>
+        <m:r>
+          <m:t>F</m:t>
+        </m:r>
+        <m:sSup>
+          <m:e>
+            <m:r>
+              <m:t>e</m:t>
+            </m:r>
+          </m:e>
+          <m:sup>
+            <m:r>
+              <m:t>2</m:t>
+            </m:r>
+            <m:r>
+              <m:rPr>
+                <m:sty m:val="p"/>
+              </m:rPr>
+              <m:t>+</m:t>
+            </m:r>
+          </m:sup>
+        </m:sSup>
+      </m:oMath>
       <w:r>
         <w:rPr>
           <w:rFonts w:ascii="Times New Roman" w:hAnsi="Times New Roman" w:eastAsia="Times New Roman" w:cs="Times New Roman"/>
@@ -15636,19 +15767,20 @@
         </w:rPr>
         <w:t xml:space="preserve"> </w:t>
       </w:r>
-      <w:r>
-        <w:rPr>
-          <w:rFonts w:hint="eastAsia" w:ascii="Times New Roman" w:hAnsi="Times New Roman" w:eastAsia="Times New Roman" w:cs="Times New Roman"/>
-        </w:rPr>
-        <w:t>C</w:t>
-      </w:r>
-      <w:r>
-        <w:rPr>
-          <w:rFonts w:hint="eastAsia" w:ascii="Times New Roman" w:hAnsi="Times New Roman" w:eastAsia="Times New Roman" w:cs="Times New Roman"/>
-          <w:vertAlign w:val="subscript"/>
-        </w:rPr>
-        <w:t>60</w:t>
-      </w:r>
+      <m:oMath>
+        <m:sSub>
+          <m:e>
+            <m:r>
+              <m:t>C</m:t>
+            </m:r>
+          </m:e>
+          <m:sub>
+            <m:r>
+              <m:t>60</m:t>
+            </m:r>
+          </m:sub>
+        </m:sSub>
+      </m:oMath>
       <w:r>
         <w:rPr>
           <w:rFonts w:hint="eastAsia" w:ascii="Times New Roman" w:hAnsi="Times New Roman" w:eastAsia="Times New Roman" w:cs="Times New Roman"/>
@@ -16001,15 +16133,22 @@
         <w:rPr>
           <w:rFonts w:ascii="Times New Roman" w:hAnsi="Times New Roman" w:eastAsia="Times New Roman" w:cs="Times New Roman"/>
         </w:rPr>
-        <w:t xml:space="preserve"> C</w:t>
-      </w:r>
-      <w:r>
-        <w:rPr>
-          <w:rFonts w:ascii="Times New Roman" w:hAnsi="Times New Roman" w:eastAsia="Times New Roman" w:cs="Times New Roman"/>
-          <w:vertAlign w:val="subscript"/>
-        </w:rPr>
-        <w:t>60</w:t>
-      </w:r>
+        <w:t xml:space="preserve"> </w:t>
+      </w:r>
+      <m:oMath>
+        <m:sSub>
+          <m:e>
+            <m:r>
+              <m:t>C</m:t>
+            </m:r>
+          </m:e>
+          <m:sub>
+            <m:r>
+              <m:t>60</m:t>
+            </m:r>
+          </m:sub>
+        </m:sSub>
+      </m:oMath>
       <w:r>
         <w:rPr>
           <w:rFonts w:ascii="Times New Roman" w:hAnsi="Times New Roman" w:eastAsia="Times New Roman" w:cs="Times New Roman"/>
@@ -16201,15 +16340,22 @@
         <w:rPr>
           <w:rFonts w:ascii="Times New Roman" w:hAnsi="Times New Roman" w:eastAsia="Times New Roman" w:cs="Times New Roman"/>
         </w:rPr>
-        <w:t xml:space="preserve"> C</w:t>
-      </w:r>
-      <w:r>
-        <w:rPr>
-          <w:rFonts w:ascii="Times New Roman" w:hAnsi="Times New Roman" w:eastAsia="Times New Roman" w:cs="Times New Roman"/>
-          <w:vertAlign w:val="subscript"/>
-        </w:rPr>
-        <w:t>60</w:t>
-      </w:r>
+        <w:t xml:space="preserve"> </w:t>
+      </w:r>
+      <m:oMath>
+        <m:sSub>
+          <m:e>
+            <m:r>
+              <m:t>C</m:t>
+            </m:r>
+          </m:e>
+          <m:sub>
+            <m:r>
+              <m:t>60</m:t>
+            </m:r>
+          </m:sub>
+        </m:sSub>
+      </m:oMath>
       <w:r>
         <w:rPr>
           <w:rFonts w:ascii="Times New Roman" w:hAnsi="Times New Roman" w:eastAsia="Times New Roman" w:cs="Times New Roman"/>
@@ -16226,15 +16372,22 @@
         <w:rPr>
           <w:rFonts w:hint="eastAsia" w:ascii="Times New Roman" w:hAnsi="Times New Roman" w:eastAsia="Times New Roman" w:cs="Times New Roman"/>
         </w:rPr>
-        <w:t>。C</w:t>
-      </w:r>
-      <w:r>
-        <w:rPr>
-          <w:rFonts w:hint="eastAsia" w:ascii="Times New Roman" w:hAnsi="Times New Roman" w:eastAsia="Times New Roman" w:cs="Times New Roman"/>
-          <w:vertAlign w:val="subscript"/>
-        </w:rPr>
-        <w:t>60</w:t>
-      </w:r>
+        <w:t>。</w:t>
+      </w:r>
+      <m:oMath>
+        <m:sSub>
+          <m:e>
+            <m:r>
+              <m:t>C</m:t>
+            </m:r>
+          </m:e>
+          <m:sub>
+            <m:r>
+              <m:t>60</m:t>
+            </m:r>
+          </m:sub>
+        </m:sSub>
+      </m:oMath>
       <w:r>
         <w:rPr>
           <w:rFonts w:ascii="Times New Roman" w:hAnsi="Times New Roman" w:eastAsia="Times New Roman" w:cs="Times New Roman"/>
@@ -16338,15 +16491,28 @@
         <w:rPr>
           <w:rFonts w:ascii="Times New Roman" w:hAnsi="Times New Roman" w:eastAsia="Times New Roman" w:cs="Times New Roman"/>
         </w:rPr>
-        <w:t>① C</w:t>
-      </w:r>
-      <w:r>
-        <w:rPr>
-          <w:rFonts w:ascii="Times New Roman" w:hAnsi="Times New Roman" w:eastAsia="Times New Roman" w:cs="Times New Roman"/>
-          <w:vertAlign w:val="subscript"/>
-        </w:rPr>
-        <w:t>60</w:t>
-      </w:r>
+        <w:t xml:space="preserve">①</w:t>
+      </w:r>
+      <w:r>
+        <w:rPr>
+          <w:rFonts w:ascii="Times New Roman" w:hAnsi="Times New Roman" w:eastAsia="Times New Roman" w:cs="Times New Roman"/>
+        </w:rPr>
+        <w:t xml:space="preserve"> </w:t>
+      </w:r>
+      <m:oMath>
+        <m:sSub>
+          <m:e>
+            <m:r>
+              <m:t>C</m:t>
+            </m:r>
+          </m:e>
+          <m:sub>
+            <m:r>
+              <m:t>60</m:t>
+            </m:r>
+          </m:sub>
+        </m:sSub>
+      </m:oMath>
       <w:r>
         <w:rPr>
           <w:rFonts w:ascii="Times New Roman" w:hAnsi="Times New Roman" w:eastAsia="Times New Roman" w:cs="Times New Roman"/>
@@ -16386,15 +16552,28 @@
         <w:rPr>
           <w:rFonts w:ascii="Times New Roman" w:hAnsi="Times New Roman" w:eastAsia="Times New Roman" w:cs="Times New Roman"/>
         </w:rPr>
-        <w:t>② C</w:t>
-      </w:r>
-      <w:r>
-        <w:rPr>
-          <w:rFonts w:ascii="Times New Roman" w:hAnsi="Times New Roman" w:eastAsia="Times New Roman" w:cs="Times New Roman"/>
-          <w:vertAlign w:val="subscript"/>
-        </w:rPr>
-        <w:t>60</w:t>
-      </w:r>
+        <w:t xml:space="preserve">②</w:t>
+      </w:r>
+      <w:r>
+        <w:rPr>
+          <w:rFonts w:ascii="Times New Roman" w:hAnsi="Times New Roman" w:eastAsia="Times New Roman" w:cs="Times New Roman"/>
+        </w:rPr>
+        <w:t xml:space="preserve"> </w:t>
+      </w:r>
+      <m:oMath>
+        <m:sSub>
+          <m:e>
+            <m:r>
+              <m:t>C</m:t>
+            </m:r>
+          </m:e>
+          <m:sub>
+            <m:r>
+              <m:t>60</m:t>
+            </m:r>
+          </m:sub>
+        </m:sSub>
+      </m:oMath>
       <w:r>
         <w:rPr>
           <w:rFonts w:ascii="Times New Roman" w:hAnsi="Times New Roman" w:eastAsia="Times New Roman" w:cs="Times New Roman"/>
@@ -16523,15 +16702,22 @@
         <w:rPr>
           <w:rFonts w:ascii="Times New Roman" w:hAnsi="Times New Roman" w:eastAsia="Times New Roman" w:cs="Times New Roman"/>
         </w:rPr>
-        <w:t xml:space="preserve"> C</w:t>
-      </w:r>
-      <w:r>
-        <w:rPr>
-          <w:rFonts w:ascii="Times New Roman" w:hAnsi="Times New Roman" w:eastAsia="Times New Roman" w:cs="Times New Roman"/>
-          <w:vertAlign w:val="subscript"/>
-        </w:rPr>
-        <w:t>60</w:t>
-      </w:r>
+        <w:t xml:space="preserve"> </w:t>
+      </w:r>
+      <m:oMath>
+        <m:sSub>
+          <m:e>
+            <m:r>
+              <m:t>C</m:t>
+            </m:r>
+          </m:e>
+          <m:sub>
+            <m:r>
+              <m:t>60</m:t>
+            </m:r>
+          </m:sub>
+        </m:sSub>
+      </m:oMath>
       <w:r>
         <w:rPr>
           <w:rFonts w:ascii="Times New Roman" w:hAnsi="Times New Roman" w:eastAsia="Times New Roman" w:cs="Times New Roman"/>
@@ -16572,15 +16758,22 @@
         <w:rPr>
           <w:rFonts w:hint="eastAsia" w:ascii="Times New Roman" w:hAnsi="Times New Roman" w:eastAsia="Times New Roman" w:cs="Times New Roman"/>
         </w:rPr>
-        <w:t>，C</w:t>
-      </w:r>
-      <w:r>
-        <w:rPr>
-          <w:rFonts w:hint="eastAsia" w:ascii="Times New Roman" w:hAnsi="Times New Roman" w:eastAsia="Times New Roman" w:cs="Times New Roman"/>
-          <w:vertAlign w:val="subscript"/>
-        </w:rPr>
-        <w:t>60</w:t>
-      </w:r>
+        <w:t>，</w:t>
+      </w:r>
+      <m:oMath>
+        <m:sSub>
+          <m:e>
+            <m:r>
+              <m:t>C</m:t>
+            </m:r>
+          </m:e>
+          <m:sub>
+            <m:r>
+              <m:t>60</m:t>
+            </m:r>
+          </m:sub>
+        </m:sSub>
+      </m:oMath>
       <w:r>
         <w:rPr>
           <w:rFonts w:ascii="Times New Roman" w:hAnsi="Times New Roman" w:eastAsia="Times New Roman" w:cs="Times New Roman"/>
@@ -16635,15 +16828,22 @@
         <w:rPr>
           <w:rFonts w:ascii="Times New Roman" w:hAnsi="Times New Roman" w:eastAsia="Times New Roman" w:cs="Times New Roman"/>
         </w:rPr>
-        <w:t xml:space="preserve"> C</w:t>
-      </w:r>
-      <w:r>
-        <w:rPr>
-          <w:rFonts w:ascii="Times New Roman" w:hAnsi="Times New Roman" w:eastAsia="Times New Roman" w:cs="Times New Roman"/>
-          <w:vertAlign w:val="subscript"/>
-        </w:rPr>
-        <w:t>60</w:t>
-      </w:r>
+        <w:t xml:space="preserve"> </w:t>
+      </w:r>
+      <m:oMath>
+        <m:sSub>
+          <m:e>
+            <m:r>
+              <m:t>C</m:t>
+            </m:r>
+          </m:e>
+          <m:sub>
+            <m:r>
+              <m:t>60</m:t>
+            </m:r>
+          </m:sub>
+        </m:sSub>
+      </m:oMath>
       <w:r>
         <w:rPr>
           <w:rFonts w:ascii="Times New Roman" w:hAnsi="Times New Roman" w:eastAsia="Times New Roman" w:cs="Times New Roman"/>
@@ -16876,15 +17076,22 @@
         <w:rPr>
           <w:rFonts w:ascii="Times New Roman" w:hAnsi="Times New Roman" w:eastAsia="Times New Roman" w:cs="Times New Roman"/>
         </w:rPr>
-        <w:t xml:space="preserve"> C</w:t>
-      </w:r>
-      <w:r>
-        <w:rPr>
-          <w:rFonts w:ascii="Times New Roman" w:hAnsi="Times New Roman" w:eastAsia="Times New Roman" w:cs="Times New Roman"/>
-          <w:vertAlign w:val="subscript"/>
-        </w:rPr>
-        <w:t>60</w:t>
-      </w:r>
+        <w:t xml:space="preserve"> </w:t>
+      </w:r>
+      <m:oMath>
+        <m:sSub>
+          <m:e>
+            <m:r>
+              <m:t>C</m:t>
+            </m:r>
+          </m:e>
+          <m:sub>
+            <m:r>
+              <m:t>60</m:t>
+            </m:r>
+          </m:sub>
+        </m:sSub>
+      </m:oMath>
       <w:r>
         <w:rPr>
           <w:rFonts w:ascii="Times New Roman" w:hAnsi="Times New Roman" w:eastAsia="Times New Roman" w:cs="Times New Roman"/>
@@ -16901,15 +17108,22 @@
         <w:rPr>
           <w:rFonts w:hint="eastAsia" w:ascii="Times New Roman" w:hAnsi="Times New Roman" w:eastAsia="Times New Roman" w:cs="Times New Roman"/>
         </w:rPr>
-        <w:t>。C</w:t>
-      </w:r>
-      <w:r>
-        <w:rPr>
-          <w:rFonts w:hint="eastAsia" w:ascii="Times New Roman" w:hAnsi="Times New Roman" w:eastAsia="Times New Roman" w:cs="Times New Roman"/>
-          <w:vertAlign w:val="subscript"/>
-        </w:rPr>
-        <w:t>60</w:t>
-      </w:r>
+        <w:t>。</w:t>
+      </w:r>
+      <m:oMath>
+        <m:sSub>
+          <m:e>
+            <m:r>
+              <m:t>C</m:t>
+            </m:r>
+          </m:e>
+          <m:sub>
+            <m:r>
+              <m:t>60</m:t>
+            </m:r>
+          </m:sub>
+        </m:sSub>
+      </m:oMath>
       <w:r>
         <w:rPr>
           <w:rFonts w:ascii="Times New Roman" w:hAnsi="Times New Roman" w:eastAsia="Times New Roman" w:cs="Times New Roman"/>
@@ -16946,15 +17160,22 @@
         <w:rPr>
           <w:rFonts w:ascii="Times New Roman" w:hAnsi="Times New Roman" w:eastAsia="Times New Roman" w:cs="Times New Roman"/>
         </w:rPr>
-        <w:t xml:space="preserve"> C</w:t>
-      </w:r>
-      <w:r>
-        <w:rPr>
-          <w:rFonts w:ascii="Times New Roman" w:hAnsi="Times New Roman" w:eastAsia="Times New Roman" w:cs="Times New Roman"/>
-          <w:vertAlign w:val="subscript"/>
-        </w:rPr>
-        <w:t>60</w:t>
-      </w:r>
+        <w:t xml:space="preserve"> </w:t>
+      </w:r>
+      <m:oMath>
+        <m:sSub>
+          <m:e>
+            <m:r>
+              <m:t>C</m:t>
+            </m:r>
+          </m:e>
+          <m:sub>
+            <m:r>
+              <m:t>60</m:t>
+            </m:r>
+          </m:sub>
+        </m:sSub>
+      </m:oMath>
       <w:r>
         <w:rPr>
           <w:rFonts w:ascii="Times New Roman" w:hAnsi="Times New Roman" w:eastAsia="Times New Roman" w:cs="Times New Roman"/>
@@ -17101,15 +17322,22 @@
         <w:rPr>
           <w:rFonts w:ascii="Times New Roman" w:hAnsi="Times New Roman" w:eastAsia="Times New Roman" w:cs="Times New Roman"/>
         </w:rPr>
-        <w:t xml:space="preserve"> C</w:t>
-      </w:r>
-      <w:r>
-        <w:rPr>
-          <w:rFonts w:ascii="Times New Roman" w:hAnsi="Times New Roman" w:eastAsia="Times New Roman" w:cs="Times New Roman"/>
-          <w:vertAlign w:val="subscript"/>
-        </w:rPr>
-        <w:t>60</w:t>
-      </w:r>
+        <w:t xml:space="preserve"> </w:t>
+      </w:r>
+      <m:oMath>
+        <m:sSub>
+          <m:e>
+            <m:r>
+              <m:t>C</m:t>
+            </m:r>
+          </m:e>
+          <m:sub>
+            <m:r>
+              <m:t>60</m:t>
+            </m:r>
+          </m:sub>
+        </m:sSub>
+      </m:oMath>
       <w:r>
         <w:rPr>
           <w:rFonts w:ascii="Times New Roman" w:hAnsi="Times New Roman" w:eastAsia="Times New Roman" w:cs="Times New Roman"/>
@@ -17136,19 +17364,20 @@
           <w:numId w:val="1018"/>
         </w:numPr>
       </w:pPr>
-      <w:r>
-        <w:rPr>
-          <w:rFonts w:ascii="Times New Roman" w:hAnsi="Times New Roman" w:eastAsia="Times New Roman" w:cs="Times New Roman"/>
-        </w:rPr>
-        <w:t>C</w:t>
-      </w:r>
-      <w:r>
-        <w:rPr>
-          <w:rFonts w:ascii="Times New Roman" w:hAnsi="Times New Roman" w:eastAsia="Times New Roman" w:cs="Times New Roman"/>
-          <w:vertAlign w:val="subscript"/>
-        </w:rPr>
-        <w:t>70</w:t>
-      </w:r>
+      <m:oMath>
+        <m:sSub>
+          <m:e>
+            <m:r>
+              <m:t>C</m:t>
+            </m:r>
+          </m:e>
+          <m:sub>
+            <m:r>
+              <m:t>70</m:t>
+            </m:r>
+          </m:sub>
+        </m:sSub>
+      </m:oMath>
       <w:r>
         <w:rPr>
           <w:rFonts w:ascii="Times New Roman" w:hAnsi="Times New Roman" w:eastAsia="Times New Roman" w:cs="Times New Roman"/>
@@ -17177,15 +17406,22 @@
         <w:rPr>
           <w:rFonts w:ascii="Times New Roman" w:hAnsi="Times New Roman" w:eastAsia="Times New Roman" w:cs="Times New Roman"/>
         </w:rPr>
-        <w:t xml:space="preserve"> C</w:t>
-      </w:r>
-      <w:r>
-        <w:rPr>
-          <w:rFonts w:ascii="Times New Roman" w:hAnsi="Times New Roman" w:eastAsia="Times New Roman" w:cs="Times New Roman"/>
-          <w:vertAlign w:val="subscript"/>
-        </w:rPr>
-        <w:t>60</w:t>
-      </w:r>
+        <w:t xml:space="preserve"> </w:t>
+      </w:r>
+      <m:oMath>
+        <m:sSub>
+          <m:e>
+            <m:r>
+              <m:t>C</m:t>
+            </m:r>
+          </m:e>
+          <m:sub>
+            <m:r>
+              <m:t>60</m:t>
+            </m:r>
+          </m:sub>
+        </m:sSub>
+      </m:oMath>
       <w:r>
         <w:rPr>
           <w:rFonts w:ascii="Times New Roman" w:hAnsi="Times New Roman" w:eastAsia="Times New Roman" w:cs="Times New Roman"/>
@@ -17214,15 +17450,22 @@
         <w:rPr>
           <w:rFonts w:ascii="Times New Roman" w:hAnsi="Times New Roman" w:eastAsia="Times New Roman" w:cs="Times New Roman"/>
         </w:rPr>
-        <w:t xml:space="preserve"> C</w:t>
-      </w:r>
-      <w:r>
-        <w:rPr>
-          <w:rFonts w:ascii="Times New Roman" w:hAnsi="Times New Roman" w:eastAsia="Times New Roman" w:cs="Times New Roman"/>
-          <w:vertAlign w:val="subscript"/>
-        </w:rPr>
-        <w:t>70</w:t>
-      </w:r>
+        <w:t xml:space="preserve"> </w:t>
+      </w:r>
+      <m:oMath>
+        <m:sSub>
+          <m:e>
+            <m:r>
+              <m:t>C</m:t>
+            </m:r>
+          </m:e>
+          <m:sub>
+            <m:r>
+              <m:t>70</m:t>
+            </m:r>
+          </m:sub>
+        </m:sSub>
+      </m:oMath>
       <w:r>
         <w:rPr>
           <w:rFonts w:ascii="Times New Roman" w:hAnsi="Times New Roman" w:eastAsia="Times New Roman" w:cs="Times New Roman"/>
@@ -17239,15 +17482,22 @@
         <w:rPr>
           <w:rFonts w:hint="eastAsia" w:ascii="Times New Roman" w:hAnsi="Times New Roman" w:eastAsia="Times New Roman" w:cs="Times New Roman"/>
         </w:rPr>
-        <w:t>。C</w:t>
-      </w:r>
-      <w:r>
-        <w:rPr>
-          <w:rFonts w:hint="eastAsia" w:ascii="Times New Roman" w:hAnsi="Times New Roman" w:eastAsia="Times New Roman" w:cs="Times New Roman"/>
-          <w:vertAlign w:val="subscript"/>
-        </w:rPr>
-        <w:t>70</w:t>
-      </w:r>
+        <w:t>。</w:t>
+      </w:r>
+      <m:oMath>
+        <m:sSub>
+          <m:e>
+            <m:r>
+              <m:t>C</m:t>
+            </m:r>
+          </m:e>
+          <m:sub>
+            <m:r>
+              <m:t>70</m:t>
+            </m:r>
+          </m:sub>
+        </m:sSub>
+      </m:oMath>
       <w:r>
         <w:rPr>
           <w:rFonts w:ascii="Times New Roman" w:hAnsi="Times New Roman" w:eastAsia="Times New Roman" w:cs="Times New Roman"/>
@@ -17356,15 +17606,22 @@
         <w:rPr>
           <w:rFonts w:ascii="Times New Roman" w:hAnsi="Times New Roman" w:eastAsia="Times New Roman" w:cs="Times New Roman"/>
         </w:rPr>
-        <w:t xml:space="preserve"> C</w:t>
-      </w:r>
-      <w:r>
-        <w:rPr>
-          <w:rFonts w:ascii="Times New Roman" w:hAnsi="Times New Roman" w:eastAsia="Times New Roman" w:cs="Times New Roman"/>
-          <w:vertAlign w:val="subscript"/>
-        </w:rPr>
-        <w:t>100</w:t>
-      </w:r>
+        <w:t xml:space="preserve"> </w:t>
+      </w:r>
+      <m:oMath>
+        <m:sSub>
+          <m:e>
+            <m:r>
+              <m:t>C</m:t>
+            </m:r>
+          </m:e>
+          <m:sub>
+            <m:r>
+              <m:t>100</m:t>
+            </m:r>
+          </m:sub>
+        </m:sSub>
+      </m:oMath>
       <w:r>
         <w:rPr>
           <w:rFonts w:ascii="Times New Roman" w:hAnsi="Times New Roman" w:eastAsia="Times New Roman" w:cs="Times New Roman"/>
@@ -17831,7 +18088,30 @@
               <w:rPr>
                 <w:rFonts w:ascii="Times New Roman" w:hAnsi="Times New Roman" w:eastAsia="Times New Roman" w:cs="Times New Roman"/>
               </w:rPr>
-              <w:t xml:space="preserve"> sp^2.28 </w:t>
+              <w:t xml:space="preserve"> </w:t>
+            </w:r>
+            <m:oMath>
+              <m:r>
+                <m:t>s</m:t>
+              </m:r>
+              <m:sSup>
+                <m:e>
+                  <m:r>
+                    <m:t>p</m:t>
+                  </m:r>
+                </m:e>
+                <m:sup>
+                  <m:r>
+                    <m:t>2</m:t>
+                  </m:r>
+                </m:sup>
+              </m:sSup>
+            </m:oMath>
+            <w:r>
+              <w:rPr>
+                <w:rFonts w:ascii="Times New Roman" w:hAnsi="Times New Roman" w:eastAsia="Times New Roman" w:cs="Times New Roman"/>
+              </w:rPr>
+              <w:t xml:space="preserve">.28 </w:t>
             </w:r>
             <w:r>
               <w:rPr>
@@ -18019,28 +18299,57 @@
         <w:rPr>
           <w:rFonts w:ascii="Times New Roman" w:hAnsi="Times New Roman" w:eastAsia="Times New Roman" w:cs="Times New Roman"/>
         </w:rPr>
-        <w:t xml:space="preserve"> NH</w:t>
-      </w:r>
-      <w:r>
-        <w:rPr>
-          <w:rFonts w:ascii="Times New Roman" w:hAnsi="Times New Roman" w:eastAsia="Times New Roman" w:cs="Times New Roman"/>
-          <w:vertAlign w:val="subscript"/>
-        </w:rPr>
-        <w:t>3</w:t>
-      </w:r>
-      <w:r>
-        <w:rPr>
-          <w:rFonts w:ascii="Times New Roman" w:hAnsi="Times New Roman" w:eastAsia="Times New Roman" w:cs="Times New Roman"/>
-        </w:rPr>
-        <w:t xml:space="preserve"> 、 N</w:t>
-      </w:r>
-      <w:r>
-        <w:rPr>
-          <w:rFonts w:ascii="Times New Roman" w:hAnsi="Times New Roman" w:eastAsia="Times New Roman" w:cs="Times New Roman"/>
-          <w:vertAlign w:val="subscript"/>
-        </w:rPr>
-        <w:t>2</w:t>
-      </w:r>
+        <w:t xml:space="preserve"> </w:t>
+      </w:r>
+      <m:oMath>
+        <m:r>
+          <m:t>N</m:t>
+        </m:r>
+        <m:sSub>
+          <m:e>
+            <m:r>
+              <m:t>H</m:t>
+            </m:r>
+          </m:e>
+          <m:sub>
+            <m:r>
+              <m:t>3</m:t>
+            </m:r>
+          </m:sub>
+        </m:sSub>
+      </m:oMath>
+      <w:r>
+        <w:rPr>
+          <w:rFonts w:ascii="Times New Roman" w:hAnsi="Times New Roman" w:eastAsia="Times New Roman" w:cs="Times New Roman"/>
+        </w:rPr>
+        <w:t xml:space="preserve"> </w:t>
+      </w:r>
+      <w:r>
+        <w:rPr>
+          <w:rFonts w:ascii="Times New Roman" w:hAnsi="Times New Roman" w:eastAsia="Times New Roman" w:cs="Times New Roman"/>
+        </w:rPr>
+        <w:t xml:space="preserve">、</w:t>
+      </w:r>
+      <w:r>
+        <w:rPr>
+          <w:rFonts w:ascii="Times New Roman" w:hAnsi="Times New Roman" w:eastAsia="Times New Roman" w:cs="Times New Roman"/>
+        </w:rPr>
+        <w:t xml:space="preserve"> </w:t>
+      </w:r>
+      <m:oMath>
+        <m:sSub>
+          <m:e>
+            <m:r>
+              <m:t>N</m:t>
+            </m:r>
+          </m:e>
+          <m:sub>
+            <m:r>
+              <m:t>2</m:t>
+            </m:r>
+          </m:sub>
+        </m:sSub>
+      </m:oMath>
       <w:r>
         <w:rPr>
           <w:rFonts w:ascii="Times New Roman" w:hAnsi="Times New Roman" w:eastAsia="Times New Roman" w:cs="Times New Roman"/>
@@ -18057,20 +18366,33 @@
         <w:rPr>
           <w:rFonts w:ascii="Times New Roman" w:hAnsi="Times New Roman" w:eastAsia="Times New Roman" w:cs="Times New Roman"/>
         </w:rPr>
-        <w:t xml:space="preserve"> H</w:t>
-      </w:r>
-      <w:r>
-        <w:rPr>
-          <w:rFonts w:ascii="Times New Roman" w:hAnsi="Times New Roman" w:eastAsia="Times New Roman" w:cs="Times New Roman"/>
-          <w:vertAlign w:val="subscript"/>
-        </w:rPr>
-        <w:t>2</w:t>
-      </w:r>
-      <w:r>
-        <w:rPr>
-          <w:rFonts w:ascii="Times New Roman" w:hAnsi="Times New Roman" w:eastAsia="Times New Roman" w:cs="Times New Roman"/>
-        </w:rPr>
-        <w:t xml:space="preserve"> , </w:t>
+        <w:t xml:space="preserve"> </w:t>
+      </w:r>
+      <m:oMath>
+        <m:sSub>
+          <m:e>
+            <m:r>
+              <m:t>H</m:t>
+            </m:r>
+          </m:e>
+          <m:sub>
+            <m:r>
+              <m:t>2</m:t>
+            </m:r>
+          </m:sub>
+        </m:sSub>
+      </m:oMath>
+      <w:r>
+        <w:rPr>
+          <w:rFonts w:ascii="Times New Roman" w:hAnsi="Times New Roman" w:eastAsia="Times New Roman" w:cs="Times New Roman"/>
+        </w:rPr>
+        <w:t xml:space="preserve"> </w:t>
+      </w:r>
+      <w:r>
+        <w:rPr>
+          <w:rFonts w:ascii="Times New Roman" w:hAnsi="Times New Roman" w:eastAsia="Times New Roman" w:cs="Times New Roman"/>
+        </w:rPr>
+        <w:t xml:space="preserve">, </w:t>
       </w:r>
       <w:r>
         <w:rPr>
@@ -18553,15 +18875,28 @@
         <w:rPr>
           <w:rFonts w:ascii="Times New Roman" w:hAnsi="Times New Roman" w:eastAsia="Times New Roman" w:cs="Times New Roman"/>
         </w:rPr>
-        <w:t xml:space="preserve"> AsH</w:t>
-      </w:r>
-      <w:r>
-        <w:rPr>
-          <w:rFonts w:ascii="Times New Roman" w:hAnsi="Times New Roman" w:eastAsia="Times New Roman" w:cs="Times New Roman"/>
-          <w:vertAlign w:val="subscript"/>
-        </w:rPr>
-        <w:t>3</w:t>
-      </w:r>
+        <w:t xml:space="preserve"> </w:t>
+      </w:r>
+      <m:oMath>
+        <m:r>
+          <m:t>A</m:t>
+        </m:r>
+        <m:r>
+          <m:t>s</m:t>
+        </m:r>
+        <m:sSub>
+          <m:e>
+            <m:r>
+              <m:t>H</m:t>
+            </m:r>
+          </m:e>
+          <m:sub>
+            <m:r>
+              <m:t>3</m:t>
+            </m:r>
+          </m:sub>
+        </m:sSub>
+      </m:oMath>
       <w:r>
         <w:rPr>
           <w:rFonts w:ascii="Times New Roman" w:hAnsi="Times New Roman" w:eastAsia="Times New Roman" w:cs="Times New Roman"/>
@@ -18584,15 +18919,28 @@
         <w:rPr>
           <w:rFonts w:ascii="Times New Roman" w:hAnsi="Times New Roman" w:eastAsia="Times New Roman" w:cs="Times New Roman"/>
         </w:rPr>
-        <w:t xml:space="preserve"> AsH</w:t>
-      </w:r>
-      <w:r>
-        <w:rPr>
-          <w:rFonts w:ascii="Times New Roman" w:hAnsi="Times New Roman" w:eastAsia="Times New Roman" w:cs="Times New Roman"/>
-          <w:vertAlign w:val="subscript"/>
-        </w:rPr>
-        <w:t>3</w:t>
-      </w:r>
+        <w:t xml:space="preserve"> </w:t>
+      </w:r>
+      <m:oMath>
+        <m:r>
+          <m:t>A</m:t>
+        </m:r>
+        <m:r>
+          <m:t>s</m:t>
+        </m:r>
+        <m:sSub>
+          <m:e>
+            <m:r>
+              <m:t>H</m:t>
+            </m:r>
+          </m:e>
+          <m:sub>
+            <m:r>
+              <m:t>3</m:t>
+            </m:r>
+          </m:sub>
+        </m:sSub>
+      </m:oMath>
       <w:r>
         <w:rPr>
           <w:rFonts w:ascii="Times New Roman" w:hAnsi="Times New Roman" w:eastAsia="Times New Roman" w:cs="Times New Roman"/>
@@ -19751,15 +20099,22 @@
         <w:rPr>
           <w:rFonts w:ascii="Times New Roman" w:hAnsi="Times New Roman" w:eastAsia="Times New Roman" w:cs="Times New Roman"/>
         </w:rPr>
-        <w:t xml:space="preserve"> H</w:t>
-      </w:r>
-      <w:r>
-        <w:rPr>
-          <w:rFonts w:ascii="Times New Roman" w:hAnsi="Times New Roman" w:eastAsia="Times New Roman" w:cs="Times New Roman"/>
-          <w:vertAlign w:val="subscript"/>
-        </w:rPr>
-        <w:t>2</w:t>
-      </w:r>
+        <w:t xml:space="preserve"> </w:t>
+      </w:r>
+      <m:oMath>
+        <m:sSub>
+          <m:e>
+            <m:r>
+              <m:t>H</m:t>
+            </m:r>
+          </m:e>
+          <m:sub>
+            <m:r>
+              <m:t>2</m:t>
+            </m:r>
+          </m:sub>
+        </m:sSub>
+      </m:oMath>
       <w:r>
         <w:rPr>
           <w:rFonts w:ascii="Times New Roman" w:hAnsi="Times New Roman" w:eastAsia="Times New Roman" w:cs="Times New Roman"/>
@@ -20448,15 +20803,25 @@
         <w:rPr>
           <w:rFonts w:ascii="Times New Roman" w:hAnsi="Times New Roman" w:eastAsia="Times New Roman" w:cs="Times New Roman"/>
         </w:rPr>
-        <w:t xml:space="preserve"> NH</w:t>
-      </w:r>
-      <w:r>
-        <w:rPr>
-          <w:rFonts w:ascii="Times New Roman" w:hAnsi="Times New Roman" w:eastAsia="Times New Roman" w:cs="Times New Roman"/>
-          <w:vertAlign w:val="subscript"/>
-        </w:rPr>
-        <w:t>3</w:t>
-      </w:r>
+        <w:t xml:space="preserve"> </w:t>
+      </w:r>
+      <m:oMath>
+        <m:r>
+          <m:t>N</m:t>
+        </m:r>
+        <m:sSub>
+          <m:e>
+            <m:r>
+              <m:t>H</m:t>
+            </m:r>
+          </m:e>
+          <m:sub>
+            <m:r>
+              <m:t>3</m:t>
+            </m:r>
+          </m:sub>
+        </m:sSub>
+      </m:oMath>
       <w:r>
         <w:rPr>
           <w:rFonts w:ascii="Times New Roman" w:hAnsi="Times New Roman" w:eastAsia="Times New Roman" w:cs="Times New Roman"/>
@@ -24306,7 +24671,7 @@
     <ns0:name ns0:val="Verbatim Char"/>
     <ns0:basedOn ns0:val="BodyTextChar"/>
     <ns0:rPr>
-      <ns0:rFonts ns0:ascii="Times New Roman" ns0:cs="Times New Roman" ns0:eastAsia="FangSong" ns0:hAnsi="Times New Roman"/>
+      <ns0:rFonts ns0:ascii="SimSun" ns0:cs="SimSun" ns0:eastAsia="SimSun" ns0:hAnsi="SimSun"/>
       <ns0:b ns0:val="0"/>
       <ns0:sz ns0:val="20"/>
     </ns0:rPr>
@@ -24360,7 +24725,7 @@
       <w:wordWrap w:val="off"/>
     </w:pPr>
     <ns0:rPr>
-      <w:rFonts ns0:ascii="Times New Roman" ns0:hAnsi="Times New Roman" ns0:eastAsia="FangSong" ns0:cs="Times New Roman"/>
+      <w:rFonts ns0:ascii="SimSun" ns0:hAnsi="SimSun" ns0:eastAsia="SimSun" ns0:cs="SimSun"/>
     </ns0:rPr>
   </w:style>
   <w:style w:type="character" w:customStyle="1" w:styleId="KeywordTok">

--- a/00-首页/题组Word/专项卷/一分册/专项卷XII-教师版.docx
+++ b/00-首页/题组Word/专项卷/一分册/专项卷XII-教师版.docx
@@ -414,7 +414,7 @@
         </w:rPr>
         <w:drawing>
           <wp:inline>
-            <wp:extent cx="3240000" cy="2654554"/>
+            <wp:extent cx="3240000" cy="2637022"/>
             <wp:effectExtent b="0" l="0" r="0" t="0"/>
             <wp:docPr descr="" title="" id="11" name="Picture"/>
             <a:graphic>
@@ -435,7 +435,7 @@
                   <pic:spPr bwMode="auto">
                     <a:xfrm>
                       <a:off x="0" y="0"/>
-                      <a:ext cx="3240000" cy="2654554"/>
+                      <a:ext cx="3240000" cy="2637022"/>
                     </a:xfrm>
                     <a:prstGeom prst="rect">
                       <a:avLst/>
@@ -495,7 +495,7 @@
         </w:rPr>
         <w:drawing>
           <wp:inline>
-            <wp:extent cx="3240000" cy="2674413"/>
+            <wp:extent cx="3240000" cy="2670151"/>
             <wp:effectExtent b="0" l="0" r="0" t="0"/>
             <wp:docPr descr="" title="" id="14" name="Picture"/>
             <a:graphic>
@@ -516,7 +516,7 @@
                   <pic:spPr bwMode="auto">
                     <a:xfrm>
                       <a:off x="0" y="0"/>
-                      <a:ext cx="3240000" cy="2674413"/>
+                      <a:ext cx="3240000" cy="2670151"/>
                     </a:xfrm>
                     <a:prstGeom prst="rect">
                       <a:avLst/>
@@ -576,7 +576,7 @@
         </w:rPr>
         <w:drawing>
           <wp:inline>
-            <wp:extent cx="3240000" cy="2682493"/>
+            <wp:extent cx="3240000" cy="2658254"/>
             <wp:effectExtent b="0" l="0" r="0" t="0"/>
             <wp:docPr descr="" title="" id="17" name="Picture"/>
             <a:graphic>
@@ -597,7 +597,7 @@
                   <pic:spPr bwMode="auto">
                     <a:xfrm>
                       <a:off x="0" y="0"/>
-                      <a:ext cx="3240000" cy="2682493"/>
+                      <a:ext cx="3240000" cy="2658254"/>
                     </a:xfrm>
                     <a:prstGeom prst="rect">
                       <a:avLst/>
@@ -657,7 +657,7 @@
         </w:rPr>
         <w:drawing>
           <wp:inline>
-            <wp:extent cx="3240000" cy="2682493"/>
+            <wp:extent cx="3240000" cy="2658254"/>
             <wp:effectExtent b="0" l="0" r="0" t="0"/>
             <wp:docPr descr="" title="" id="20" name="Picture"/>
             <a:graphic>
@@ -678,7 +678,7 @@
                   <pic:spPr bwMode="auto">
                     <a:xfrm>
                       <a:off x="0" y="0"/>
-                      <a:ext cx="3240000" cy="2682493"/>
+                      <a:ext cx="3240000" cy="2658254"/>
                     </a:xfrm>
                     <a:prstGeom prst="rect">
                       <a:avLst/>
@@ -2104,7 +2104,7 @@
         </w:rPr>
         <w:drawing>
           <wp:inline>
-            <wp:extent cx="3600000" cy="1675862"/>
+            <wp:extent cx="3600000" cy="1613793"/>
             <wp:effectExtent b="0" l="0" r="0" t="0"/>
             <wp:docPr descr="" title="" id="28" name="Picture"/>
             <a:graphic>
@@ -2125,7 +2125,7 @@
                   <pic:spPr bwMode="auto">
                     <a:xfrm>
                       <a:off x="0" y="0"/>
-                      <a:ext cx="3600000" cy="1675862"/>
+                      <a:ext cx="3600000" cy="1613793"/>
                     </a:xfrm>
                     <a:prstGeom prst="rect">
                       <a:avLst/>
@@ -2207,7 +2207,7 @@
         </w:rPr>
         <w:drawing>
           <wp:inline>
-            <wp:extent cx="3365500" cy="1562100"/>
+            <wp:extent cx="3365500" cy="1515760"/>
             <wp:effectExtent b="0" l="0" r="0" t="0"/>
             <wp:docPr descr="" title="" id="31" name="Picture"/>
             <a:graphic>
@@ -2228,7 +2228,7 @@
                   <pic:spPr bwMode="auto">
                     <a:xfrm>
                       <a:off x="0" y="0"/>
-                      <a:ext cx="3365500" cy="1562100"/>
+                      <a:ext cx="3365500" cy="1515760"/>
                     </a:xfrm>
                     <a:prstGeom prst="rect">
                       <a:avLst/>
@@ -2270,7 +2270,7 @@
         </w:rPr>
         <w:drawing>
           <wp:inline>
-            <wp:extent cx="3600000" cy="1700689"/>
+            <wp:extent cx="3600000" cy="1638621"/>
             <wp:effectExtent b="0" l="0" r="0" t="0"/>
             <wp:docPr descr="" title="" id="34" name="Picture"/>
             <a:graphic>
@@ -2291,7 +2291,7 @@
                   <pic:spPr bwMode="auto">
                     <a:xfrm>
                       <a:off x="0" y="0"/>
-                      <a:ext cx="3600000" cy="1700689"/>
+                      <a:ext cx="3600000" cy="1638621"/>
                     </a:xfrm>
                     <a:prstGeom prst="rect">
                       <a:avLst/>
@@ -3236,6 +3236,8 @@
     <w:p>
       <w:pPr>
         <w:pStyle w:val="BodyText"/>
+        <w:ind w:left="480" w:hanging="480"/>
+        <w:spacing w:after="0"/>
       </w:pPr>
       <w:r>
         <w:rPr>
@@ -3319,6 +3321,13 @@
         </w:rPr>
         <w:t xml:space="preserve"> </w:t>
       </w:r>
+    </w:p>
+    <w:p>
+      <w:pPr>
+        <w:pStyle w:val="BodyText"/>
+        <w:ind w:left="480" w:hanging="480"/>
+        <w:spacing w:before="0" w:after="0"/>
+      </w:pPr>
       <w:r>
         <w:rPr>
           <w:rFonts w:ascii="Times New Roman" w:hAnsi="Times New Roman" w:eastAsia="Times New Roman" w:cs="Times New Roman"/>
@@ -3337,6 +3346,13 @@
         </w:rPr>
         <w:t xml:space="preserve"> </w:t>
       </w:r>
+    </w:p>
+    <w:p>
+      <w:pPr>
+        <w:pStyle w:val="BodyText"/>
+        <w:ind w:left="480" w:hanging="480"/>
+        <w:spacing w:before="0" w:after="0"/>
+      </w:pPr>
       <w:r>
         <w:rPr>
           <w:rFonts w:ascii="Times New Roman" w:hAnsi="Times New Roman" w:eastAsia="Times New Roman" w:cs="Times New Roman"/>
@@ -3355,6 +3371,13 @@
         </w:rPr>
         <w:t xml:space="preserve"> </w:t>
       </w:r>
+    </w:p>
+    <w:p>
+      <w:pPr>
+        <w:pStyle w:val="BodyText"/>
+        <w:ind w:left="480" w:hanging="480"/>
+        <w:spacing w:before="0" w:after="180"/>
+      </w:pPr>
       <w:r>
         <w:rPr>
           <w:rFonts w:ascii="Times New Roman" w:hAnsi="Times New Roman" w:eastAsia="Times New Roman" w:cs="Times New Roman"/>
@@ -3960,6 +3983,8 @@
     <w:p>
       <w:pPr>
         <w:pStyle w:val="BodyText"/>
+        <w:ind w:left="480" w:hanging="480"/>
+        <w:spacing w:after="0"/>
       </w:pPr>
       <w:r>
         <w:rPr>
@@ -3997,6 +4022,13 @@
         </w:rPr>
         <w:t xml:space="preserve"> </w:t>
       </w:r>
+    </w:p>
+    <w:p>
+      <w:pPr>
+        <w:pStyle w:val="BodyText"/>
+        <w:ind w:left="480" w:hanging="480"/>
+        <w:spacing w:before="0" w:after="0"/>
+      </w:pPr>
       <w:r>
         <w:rPr>
           <w:rFonts w:ascii="Times New Roman" w:hAnsi="Times New Roman" w:eastAsia="Times New Roman" w:cs="Times New Roman"/>
@@ -4015,6 +4047,13 @@
         </w:rPr>
         <w:t xml:space="preserve"> </w:t>
       </w:r>
+    </w:p>
+    <w:p>
+      <w:pPr>
+        <w:pStyle w:val="BodyText"/>
+        <w:ind w:left="480" w:hanging="480"/>
+        <w:spacing w:before="0" w:after="0"/>
+      </w:pPr>
       <w:r>
         <w:rPr>
           <w:rFonts w:ascii="Times New Roman" w:hAnsi="Times New Roman" w:eastAsia="Times New Roman" w:cs="Times New Roman"/>
@@ -4039,6 +4078,13 @@
         </w:rPr>
         <w:t xml:space="preserve"> </w:t>
       </w:r>
+    </w:p>
+    <w:p>
+      <w:pPr>
+        <w:pStyle w:val="BodyText"/>
+        <w:ind w:left="480" w:hanging="480"/>
+        <w:spacing w:before="0" w:after="180"/>
+      </w:pPr>
       <w:r>
         <w:rPr>
           <w:rFonts w:ascii="Times New Roman" w:hAnsi="Times New Roman" w:eastAsia="Times New Roman" w:cs="Times New Roman"/>
@@ -4314,7 +4360,7 @@
         </w:rPr>
         <w:drawing>
           <wp:inline>
-            <wp:extent cx="3600000" cy="2260831"/>
+            <wp:extent cx="3600000" cy="2259912"/>
             <wp:effectExtent b="0" l="0" r="0" t="0"/>
             <wp:docPr descr="" title="" id="45" name="Picture"/>
             <a:graphic>
@@ -4335,7 +4381,7 @@
                   <pic:spPr bwMode="auto">
                     <a:xfrm>
                       <a:off x="0" y="0"/>
-                      <a:ext cx="3600000" cy="2260831"/>
+                      <a:ext cx="3600000" cy="2259912"/>
                     </a:xfrm>
                     <a:prstGeom prst="rect">
                       <a:avLst/>
@@ -13995,7 +14041,7 @@
         </w:rPr>
         <w:drawing>
           <wp:inline>
-            <wp:extent cx="3073400" cy="3111500"/>
+            <wp:extent cx="3073400" cy="2997200"/>
             <wp:effectExtent b="0" l="0" r="0" t="0"/>
             <wp:docPr descr="" title="" id="72" name="Picture"/>
             <a:graphic>
@@ -14016,7 +14062,7 @@
                   <pic:spPr bwMode="auto">
                     <a:xfrm>
                       <a:off x="0" y="0"/>
-                      <a:ext cx="3073400" cy="3111500"/>
+                      <a:ext cx="3073400" cy="2997200"/>
                     </a:xfrm>
                     <a:prstGeom prst="rect">
                       <a:avLst/>
@@ -14058,7 +14104,7 @@
         </w:rPr>
         <w:drawing>
           <wp:inline>
-            <wp:extent cx="3048000" cy="3009900"/>
+            <wp:extent cx="3048000" cy="2984500"/>
             <wp:effectExtent b="0" l="0" r="0" t="0"/>
             <wp:docPr descr="" title="" id="75" name="Picture"/>
             <a:graphic>
@@ -14079,7 +14125,7 @@
                   <pic:spPr bwMode="auto">
                     <a:xfrm>
                       <a:off x="0" y="0"/>
-                      <a:ext cx="3048000" cy="3009900"/>
+                      <a:ext cx="3048000" cy="2984500"/>
                     </a:xfrm>
                     <a:prstGeom prst="rect">
                       <a:avLst/>
@@ -14227,10 +14273,6 @@
     <w:p>
       <w:pPr>
         <w:pStyle w:val="Compact"/>
-        <w:numPr>
-          <w:ilvl w:val="0"/>
-          <w:numId w:val="1013"/>
-        </w:numPr>
       </w:pPr>
       <m:oMath>
         <m:sSub>
@@ -16443,7 +16485,7 @@
         </w:rPr>
         <w:drawing>
           <wp:inline>
-            <wp:extent cx="3240000" cy="3229811"/>
+            <wp:extent cx="3240000" cy="3158491"/>
             <wp:effectExtent b="0" l="0" r="0" t="0"/>
             <wp:docPr descr="" title="" id="86" name="Picture"/>
             <a:graphic>
@@ -16464,7 +16506,7 @@
                   <pic:spPr bwMode="auto">
                     <a:xfrm>
                       <a:off x="0" y="0"/>
-                      <a:ext cx="3240000" cy="3229811"/>
+                      <a:ext cx="3240000" cy="3158491"/>
                     </a:xfrm>
                     <a:prstGeom prst="rect">
                       <a:avLst/>

--- a/00-首页/题组Word/专项卷/一分册/专项卷XII-教师版.docx
+++ b/00-首页/题组Word/专项卷/一分册/专项卷XII-教师版.docx
@@ -182,6 +182,14 @@
       <w:tblPr>
         <w:tblStyle w:val="Table"/>
         <w:tblW w:type="auto" w:w="0"/>
+        <w:tblBorders>
+          <w:top w:val="single" w:sz="12" w:space="0" w:color="000000"/>
+          <w:left w:val="none" w:sz="0" w:space="0" w:color="auto"/>
+          <w:bottom w:val="single" w:sz="12" w:space="0" w:color="000000"/>
+          <w:right w:val="none" w:sz="0" w:space="0" w:color="auto"/>
+          <w:insideH w:val="none" w:sz="0" w:space="0" w:color="auto"/>
+          <w:insideV w:val="none" w:sz="0" w:space="0" w:color="auto"/>
+        </w:tblBorders>
         <w:tblLook w:firstRow="1" w:lastRow="0" w:firstColumn="0" w:lastColumn="0" w:noHBand="0" w:noVBand="0" w:val="0020"/>
       </w:tblPr>
       <w:tblGrid>
@@ -196,7 +204,11 @@
           <w:tblHeader w:val="on"/>
         </w:trPr>
         <w:tc>
-          <w:tcPr/>
+          <w:tcPr>
+            <w:tcBorders>
+              <w:bottom w:val="single" w:sz="8" w:space="0" w:color="000000"/>
+            </w:tcBorders>
+          </w:tcPr>
           <w:p>
             <w:pPr>
               <w:pStyle w:val="Compact"/>
@@ -212,7 +224,11 @@
           </w:p>
         </w:tc>
         <w:tc>
-          <w:tcPr/>
+          <w:tcPr>
+            <w:tcBorders>
+              <w:bottom w:val="single" w:sz="8" w:space="0" w:color="000000"/>
+            </w:tcBorders>
+          </w:tcPr>
           <w:p>
             <w:pPr>
               <w:pStyle w:val="Compact"/>
@@ -228,7 +244,11 @@
           </w:p>
         </w:tc>
         <w:tc>
-          <w:tcPr/>
+          <w:tcPr>
+            <w:tcBorders>
+              <w:bottom w:val="single" w:sz="8" w:space="0" w:color="000000"/>
+            </w:tcBorders>
+          </w:tcPr>
           <w:p>
             <w:pPr>
               <w:pStyle w:val="Compact"/>
@@ -244,7 +264,11 @@
           </w:p>
         </w:tc>
         <w:tc>
-          <w:tcPr/>
+          <w:tcPr>
+            <w:tcBorders>
+              <w:bottom w:val="single" w:sz="8" w:space="0" w:color="000000"/>
+            </w:tcBorders>
+          </w:tcPr>
           <w:p>
             <w:pPr>
               <w:pStyle w:val="Compact"/>
@@ -260,7 +284,11 @@
           </w:p>
         </w:tc>
         <w:tc>
-          <w:tcPr/>
+          <w:tcPr>
+            <w:tcBorders>
+              <w:bottom w:val="single" w:sz="8" w:space="0" w:color="000000"/>
+            </w:tcBorders>
+          </w:tcPr>
           <w:p>
             <w:pPr>
               <w:pStyle w:val="Compact"/>
@@ -1596,6 +1624,14 @@
         <w:tblStyle w:val="Table"/>
         <w:tblW w:type="pct" w:w="5000"/>
         <w:tblLayout w:type="fixed"/>
+        <w:tblBorders>
+          <w:top w:val="single" w:sz="12" w:space="0" w:color="000000"/>
+          <w:left w:val="none" w:sz="0" w:space="0" w:color="auto"/>
+          <w:bottom w:val="single" w:sz="12" w:space="0" w:color="000000"/>
+          <w:right w:val="none" w:sz="0" w:space="0" w:color="auto"/>
+          <w:insideH w:val="none" w:sz="0" w:space="0" w:color="auto"/>
+          <w:insideV w:val="none" w:sz="0" w:space="0" w:color="auto"/>
+        </w:tblBorders>
         <w:tblLook w:firstRow="1" w:lastRow="0" w:firstColumn="0" w:lastColumn="0" w:noHBand="0" w:noVBand="0" w:val="0020"/>
       </w:tblPr>
       <w:tblGrid>
@@ -1607,7 +1643,11 @@
           <w:tblHeader w:val="on"/>
         </w:trPr>
         <w:tc>
-          <w:tcPr/>
+          <w:tcPr>
+            <w:tcBorders>
+              <w:bottom w:val="single" w:sz="8" w:space="0" w:color="000000"/>
+            </w:tcBorders>
+          </w:tcPr>
           <w:p>
             <w:pPr>
               <w:pStyle w:val="Compact"/>
@@ -1623,7 +1663,11 @@
           </w:p>
         </w:tc>
         <w:tc>
-          <w:tcPr/>
+          <w:tcPr>
+            <w:tcBorders>
+              <w:bottom w:val="single" w:sz="8" w:space="0" w:color="000000"/>
+            </w:tcBorders>
+          </w:tcPr>
           <w:p>
             <w:pPr>
               <w:pStyle w:val="Compact"/>
@@ -2147,6 +2191,7 @@
     <w:p>
       <w:pPr>
         <w:pStyle w:val="BodyText"/>
+        <w:spacing w:before="0" w:after="0"/>
       </w:pPr>
       <w:r>
         <w:rPr>
@@ -2164,6 +2209,7 @@
     <w:p>
       <w:pPr>
         <w:pStyle w:val="BodyText"/>
+        <w:spacing w:before="0" w:after="0"/>
       </w:pPr>
       <w:r>
         <w:rPr>
@@ -2181,6 +2227,7 @@
     <w:p>
       <w:pPr>
         <w:pStyle w:val="BodyText"/>
+        <w:spacing w:before="0" w:after="0"/>
       </w:pPr>
       <w:r>
         <w:rPr>
@@ -2313,6 +2360,7 @@
     <w:p>
       <w:pPr>
         <w:pStyle w:val="BodyText"/>
+        <w:spacing w:before="0" w:after="0"/>
       </w:pPr>
       <w:r>
         <w:rPr>
@@ -3236,8 +3284,8 @@
     <w:p>
       <w:pPr>
         <w:pStyle w:val="BodyText"/>
+        <w:spacing w:before="0" w:after="0"/>
         <w:ind w:left="480" w:hanging="480"/>
-        <w:spacing w:after="0"/>
       </w:pPr>
       <w:r>
         <w:rPr>
@@ -3325,14 +3373,39 @@
     <w:p>
       <w:pPr>
         <w:pStyle w:val="BodyText"/>
+        <w:spacing w:before="0" w:after="0"/>
         <w:ind w:left="480" w:hanging="480"/>
+      </w:pPr>
+      <w:r>
+        <w:rPr>
+          <w:rFonts w:ascii="Times New Roman" w:hAnsi="Times New Roman" w:eastAsia="Times New Roman" w:cs="Times New Roman"/>
+        </w:rPr>
+        <w:t xml:space="preserve">B. HI </w:t>
+      </w:r>
+      <w:r>
+        <w:rPr>
+          <w:rFonts w:hint="eastAsia" w:ascii="Times New Roman" w:hAnsi="Times New Roman" w:eastAsia="FangSong" w:cs="Times New Roman"/>
+        </w:rPr>
+        <w:t xml:space="preserve">溶液</w:t>
+      </w:r>
+      <w:r>
+        <w:rPr>
+          <w:rFonts w:ascii="Times New Roman" w:hAnsi="Times New Roman" w:eastAsia="Times New Roman" w:cs="Times New Roman"/>
+        </w:rPr>
+        <w:t xml:space="preserve"> </w:t>
+      </w:r>
+    </w:p>
+    <w:p>
+      <w:pPr>
+        <w:pStyle w:val="BodyText"/>
         <w:spacing w:before="0" w:after="0"/>
-      </w:pPr>
-      <w:r>
-        <w:rPr>
-          <w:rFonts w:ascii="Times New Roman" w:hAnsi="Times New Roman" w:eastAsia="Times New Roman" w:cs="Times New Roman"/>
-        </w:rPr>
-        <w:t xml:space="preserve">B. HI </w:t>
+        <w:ind w:left="480" w:hanging="480"/>
+      </w:pPr>
+      <w:r>
+        <w:rPr>
+          <w:rFonts w:ascii="Times New Roman" w:hAnsi="Times New Roman" w:eastAsia="Times New Roman" w:cs="Times New Roman"/>
+        </w:rPr>
+        <w:t xml:space="preserve">C. NaOH </w:t>
       </w:r>
       <w:r>
         <w:rPr>
@@ -3350,33 +3423,8 @@
     <w:p>
       <w:pPr>
         <w:pStyle w:val="BodyText"/>
+        <w:spacing w:before="0" w:after="0"/>
         <w:ind w:left="480" w:hanging="480"/>
-        <w:spacing w:before="0" w:after="0"/>
-      </w:pPr>
-      <w:r>
-        <w:rPr>
-          <w:rFonts w:ascii="Times New Roman" w:hAnsi="Times New Roman" w:eastAsia="Times New Roman" w:cs="Times New Roman"/>
-        </w:rPr>
-        <w:t xml:space="preserve">C. NaOH </w:t>
-      </w:r>
-      <w:r>
-        <w:rPr>
-          <w:rFonts w:hint="eastAsia" w:ascii="Times New Roman" w:hAnsi="Times New Roman" w:eastAsia="FangSong" w:cs="Times New Roman"/>
-        </w:rPr>
-        <w:t xml:space="preserve">溶液</w:t>
-      </w:r>
-      <w:r>
-        <w:rPr>
-          <w:rFonts w:ascii="Times New Roman" w:hAnsi="Times New Roman" w:eastAsia="Times New Roman" w:cs="Times New Roman"/>
-        </w:rPr>
-        <w:t xml:space="preserve"> </w:t>
-      </w:r>
-    </w:p>
-    <w:p>
-      <w:pPr>
-        <w:pStyle w:val="BodyText"/>
-        <w:ind w:left="480" w:hanging="480"/>
-        <w:spacing w:before="0" w:after="180"/>
       </w:pPr>
       <w:r>
         <w:rPr>
@@ -3459,6 +3507,14 @@
       <w:tblPr>
         <w:tblStyle w:val="Table"/>
         <w:tblW w:type="auto" w:w="0"/>
+        <w:tblBorders>
+          <w:top w:val="single" w:sz="12" w:space="0" w:color="000000"/>
+          <w:left w:val="none" w:sz="0" w:space="0" w:color="auto"/>
+          <w:bottom w:val="single" w:sz="12" w:space="0" w:color="000000"/>
+          <w:right w:val="none" w:sz="0" w:space="0" w:color="auto"/>
+          <w:insideH w:val="none" w:sz="0" w:space="0" w:color="auto"/>
+          <w:insideV w:val="none" w:sz="0" w:space="0" w:color="auto"/>
+        </w:tblBorders>
         <w:tblLook w:firstRow="1" w:lastRow="0" w:firstColumn="0" w:lastColumn="0" w:noHBand="0" w:noVBand="0" w:val="0020"/>
       </w:tblPr>
       <w:tblGrid>
@@ -3470,7 +3526,11 @@
           <w:tblHeader w:val="on"/>
         </w:trPr>
         <w:tc>
-          <w:tcPr/>
+          <w:tcPr>
+            <w:tcBorders>
+              <w:bottom w:val="single" w:sz="8" w:space="0" w:color="000000"/>
+            </w:tcBorders>
+          </w:tcPr>
           <w:p>
             <w:pPr>
               <w:pStyle w:val="Compact"/>
@@ -3486,7 +3546,11 @@
           </w:p>
         </w:tc>
         <w:tc>
-          <w:tcPr/>
+          <w:tcPr>
+            <w:tcBorders>
+              <w:bottom w:val="single" w:sz="8" w:space="0" w:color="000000"/>
+            </w:tcBorders>
+          </w:tcPr>
           <w:p>
             <w:pPr>
               <w:pStyle w:val="Compact"/>
@@ -3983,8 +4047,8 @@
     <w:p>
       <w:pPr>
         <w:pStyle w:val="BodyText"/>
+        <w:spacing w:before="0" w:after="0"/>
         <w:ind w:left="480" w:hanging="480"/>
-        <w:spacing w:after="0"/>
       </w:pPr>
       <w:r>
         <w:rPr>
@@ -4026,20 +4090,51 @@
     <w:p>
       <w:pPr>
         <w:pStyle w:val="BodyText"/>
+        <w:spacing w:before="0" w:after="0"/>
         <w:ind w:left="480" w:hanging="480"/>
+      </w:pPr>
+      <w:r>
+        <w:rPr>
+          <w:rFonts w:ascii="Times New Roman" w:hAnsi="Times New Roman" w:eastAsia="Times New Roman" w:cs="Times New Roman"/>
+        </w:rPr>
+        <w:t xml:space="preserve">B. </w:t>
+      </w:r>
+      <w:r>
+        <w:rPr>
+          <w:rFonts w:hint="eastAsia" w:ascii="Times New Roman" w:hAnsi="Times New Roman" w:eastAsia="FangSong" w:cs="Times New Roman"/>
+        </w:rPr>
+        <w:t xml:space="preserve">苯加氢生成环己烷是吸热反应</w:t>
+      </w:r>
+      <w:r>
+        <w:rPr>
+          <w:rFonts w:ascii="Times New Roman" w:hAnsi="Times New Roman" w:eastAsia="Times New Roman" w:cs="Times New Roman"/>
+        </w:rPr>
+        <w:t xml:space="preserve"> </w:t>
+      </w:r>
+    </w:p>
+    <w:p>
+      <w:pPr>
+        <w:pStyle w:val="BodyText"/>
         <w:spacing w:before="0" w:after="0"/>
-      </w:pPr>
-      <w:r>
-        <w:rPr>
-          <w:rFonts w:ascii="Times New Roman" w:hAnsi="Times New Roman" w:eastAsia="Times New Roman" w:cs="Times New Roman"/>
-        </w:rPr>
-        <w:t xml:space="preserve">B. </w:t>
-      </w:r>
-      <w:r>
-        <w:rPr>
-          <w:rFonts w:hint="eastAsia" w:ascii="Times New Roman" w:hAnsi="Times New Roman" w:eastAsia="FangSong" w:cs="Times New Roman"/>
-        </w:rPr>
-        <w:t xml:space="preserve">苯加氢生成环己烷是吸热反应</w:t>
+        <w:ind w:left="480" w:hanging="480"/>
+      </w:pPr>
+      <w:r>
+        <w:rPr>
+          <w:rFonts w:ascii="Times New Roman" w:hAnsi="Times New Roman" w:eastAsia="Times New Roman" w:cs="Times New Roman"/>
+        </w:rPr>
+        <w:t xml:space="preserve">C. </w:t>
+      </w:r>
+      <w:r>
+        <w:rPr>
+          <w:rFonts w:hint="eastAsia" w:ascii="Times New Roman" w:hAnsi="Times New Roman" w:eastAsia="Times New Roman" w:cs="Times New Roman"/>
+        </w:rPr>
+        <w:t>1,3-</w:t>
+      </w:r>
+      <w:r>
+        <w:rPr>
+          <w:rFonts w:hint="eastAsia" w:ascii="Times New Roman" w:hAnsi="Times New Roman" w:eastAsia="FangSong" w:cs="Times New Roman"/>
+        </w:rPr>
+        <w:t>环己二烯比苯稳定</w:t>
       </w:r>
       <w:r>
         <w:rPr>
@@ -4051,39 +4146,8 @@
     <w:p>
       <w:pPr>
         <w:pStyle w:val="BodyText"/>
+        <w:spacing w:before="0" w:after="0"/>
         <w:ind w:left="480" w:hanging="480"/>
-        <w:spacing w:before="0" w:after="0"/>
-      </w:pPr>
-      <w:r>
-        <w:rPr>
-          <w:rFonts w:ascii="Times New Roman" w:hAnsi="Times New Roman" w:eastAsia="Times New Roman" w:cs="Times New Roman"/>
-        </w:rPr>
-        <w:t xml:space="preserve">C. </w:t>
-      </w:r>
-      <w:r>
-        <w:rPr>
-          <w:rFonts w:hint="eastAsia" w:ascii="Times New Roman" w:hAnsi="Times New Roman" w:eastAsia="Times New Roman" w:cs="Times New Roman"/>
-        </w:rPr>
-        <w:t>1,3-</w:t>
-      </w:r>
-      <w:r>
-        <w:rPr>
-          <w:rFonts w:hint="eastAsia" w:ascii="Times New Roman" w:hAnsi="Times New Roman" w:eastAsia="FangSong" w:cs="Times New Roman"/>
-        </w:rPr>
-        <w:t>环己二烯比苯稳定</w:t>
-      </w:r>
-      <w:r>
-        <w:rPr>
-          <w:rFonts w:ascii="Times New Roman" w:hAnsi="Times New Roman" w:eastAsia="Times New Roman" w:cs="Times New Roman"/>
-        </w:rPr>
-        <w:t xml:space="preserve"> </w:t>
-      </w:r>
-    </w:p>
-    <w:p>
-      <w:pPr>
-        <w:pStyle w:val="BodyText"/>
-        <w:ind w:left="480" w:hanging="480"/>
-        <w:spacing w:before="0" w:after="180"/>
       </w:pPr>
       <w:r>
         <w:rPr>
@@ -4149,6 +4213,14 @@
       <w:tblPr>
         <w:tblStyle w:val="Table"/>
         <w:tblW w:type="auto" w:w="0"/>
+        <w:tblBorders>
+          <w:top w:val="single" w:sz="12" w:space="0" w:color="000000"/>
+          <w:left w:val="none" w:sz="0" w:space="0" w:color="auto"/>
+          <w:bottom w:val="single" w:sz="12" w:space="0" w:color="000000"/>
+          <w:right w:val="none" w:sz="0" w:space="0" w:color="auto"/>
+          <w:insideH w:val="none" w:sz="0" w:space="0" w:color="auto"/>
+          <w:insideV w:val="none" w:sz="0" w:space="0" w:color="auto"/>
+        </w:tblBorders>
         <w:tblLook w:firstRow="1" w:lastRow="0" w:firstColumn="0" w:lastColumn="0" w:noHBand="0" w:noVBand="0" w:val="0020"/>
       </w:tblPr>
       <w:tblGrid>
@@ -4160,7 +4232,11 @@
           <w:tblHeader w:val="on"/>
         </w:trPr>
         <w:tc>
-          <w:tcPr/>
+          <w:tcPr>
+            <w:tcBorders>
+              <w:bottom w:val="single" w:sz="8" w:space="0" w:color="000000"/>
+            </w:tcBorders>
+          </w:tcPr>
           <w:p>
             <w:pPr>
               <w:pStyle w:val="Compact"/>
@@ -4176,7 +4252,11 @@
           </w:p>
         </w:tc>
         <w:tc>
-          <w:tcPr/>
+          <w:tcPr>
+            <w:tcBorders>
+              <w:bottom w:val="single" w:sz="8" w:space="0" w:color="000000"/>
+            </w:tcBorders>
+          </w:tcPr>
           <w:p>
             <w:pPr>
               <w:pStyle w:val="Compact"/>
@@ -4405,6 +4485,14 @@
         <w:tblStyle w:val="Table"/>
         <w:tblW w:type="pct" w:w="5000"/>
         <w:tblLayout w:type="fixed"/>
+        <w:tblBorders>
+          <w:top w:val="single" w:sz="12" w:space="0" w:color="000000"/>
+          <w:left w:val="none" w:sz="0" w:space="0" w:color="auto"/>
+          <w:bottom w:val="single" w:sz="12" w:space="0" w:color="000000"/>
+          <w:right w:val="none" w:sz="0" w:space="0" w:color="auto"/>
+          <w:insideH w:val="none" w:sz="0" w:space="0" w:color="auto"/>
+          <w:insideV w:val="none" w:sz="0" w:space="0" w:color="auto"/>
+        </w:tblBorders>
         <w:tblLook w:firstRow="1" w:lastRow="0" w:firstColumn="0" w:lastColumn="0" w:noHBand="0" w:noVBand="0" w:val="0020"/>
       </w:tblPr>
       <w:tblGrid>
@@ -4416,7 +4504,11 @@
           <w:tblHeader w:val="on"/>
         </w:trPr>
         <w:tc>
-          <w:tcPr/>
+          <w:tcPr>
+            <w:tcBorders>
+              <w:bottom w:val="single" w:sz="8" w:space="0" w:color="000000"/>
+            </w:tcBorders>
+          </w:tcPr>
           <w:p>
             <w:pPr>
               <w:pStyle w:val="Compact"/>
@@ -4432,7 +4524,11 @@
           </w:p>
         </w:tc>
         <w:tc>
-          <w:tcPr/>
+          <w:tcPr>
+            <w:tcBorders>
+              <w:bottom w:val="single" w:sz="8" w:space="0" w:color="000000"/>
+            </w:tcBorders>
+          </w:tcPr>
           <w:p>
             <w:pPr>
               <w:pStyle w:val="Compact"/>
@@ -5436,6 +5532,14 @@
       <w:tblPr>
         <w:tblStyle w:val="Table"/>
         <w:tblW w:type="auto" w:w="0"/>
+        <w:tblBorders>
+          <w:top w:val="single" w:sz="12" w:space="0" w:color="000000"/>
+          <w:left w:val="none" w:sz="0" w:space="0" w:color="auto"/>
+          <w:bottom w:val="single" w:sz="12" w:space="0" w:color="000000"/>
+          <w:right w:val="none" w:sz="0" w:space="0" w:color="auto"/>
+          <w:insideH w:val="none" w:sz="0" w:space="0" w:color="auto"/>
+          <w:insideV w:val="none" w:sz="0" w:space="0" w:color="auto"/>
+        </w:tblBorders>
         <w:tblLook w:firstRow="1" w:lastRow="0" w:firstColumn="0" w:lastColumn="0" w:noHBand="0" w:noVBand="0" w:val="0020"/>
       </w:tblPr>
       <w:tblGrid>
@@ -5447,7 +5551,11 @@
           <w:tblHeader w:val="on"/>
         </w:trPr>
         <w:tc>
-          <w:tcPr/>
+          <w:tcPr>
+            <w:tcBorders>
+              <w:bottom w:val="single" w:sz="8" w:space="0" w:color="000000"/>
+            </w:tcBorders>
+          </w:tcPr>
           <w:p>
             <w:pPr>
               <w:pStyle w:val="Compact"/>
@@ -5463,7 +5571,11 @@
           </w:p>
         </w:tc>
         <w:tc>
-          <w:tcPr/>
+          <w:tcPr>
+            <w:tcBorders>
+              <w:bottom w:val="single" w:sz="8" w:space="0" w:color="000000"/>
+            </w:tcBorders>
+          </w:tcPr>
           <w:p>
             <w:pPr>
               <w:pStyle w:val="Compact"/>
@@ -7203,6 +7315,14 @@
       <w:tblPr>
         <w:tblStyle w:val="Table"/>
         <w:tblW w:type="auto" w:w="0"/>
+        <w:tblBorders>
+          <w:top w:val="single" w:sz="12" w:space="0" w:color="000000"/>
+          <w:left w:val="none" w:sz="0" w:space="0" w:color="auto"/>
+          <w:bottom w:val="single" w:sz="12" w:space="0" w:color="000000"/>
+          <w:right w:val="none" w:sz="0" w:space="0" w:color="auto"/>
+          <w:insideH w:val="none" w:sz="0" w:space="0" w:color="auto"/>
+          <w:insideV w:val="none" w:sz="0" w:space="0" w:color="auto"/>
+        </w:tblBorders>
         <w:tblLook w:firstRow="1" w:lastRow="0" w:firstColumn="0" w:lastColumn="0" w:noHBand="0" w:noVBand="0" w:val="0020"/>
       </w:tblPr>
       <w:tblGrid>
@@ -7214,7 +7334,11 @@
           <w:tblHeader w:val="on"/>
         </w:trPr>
         <w:tc>
-          <w:tcPr/>
+          <w:tcPr>
+            <w:tcBorders>
+              <w:bottom w:val="single" w:sz="8" w:space="0" w:color="000000"/>
+            </w:tcBorders>
+          </w:tcPr>
           <w:p>
             <w:pPr>
               <w:pStyle w:val="Compact"/>
@@ -7230,7 +7354,11 @@
           </w:p>
         </w:tc>
         <w:tc>
-          <w:tcPr/>
+          <w:tcPr>
+            <w:tcBorders>
+              <w:bottom w:val="single" w:sz="8" w:space="0" w:color="000000"/>
+            </w:tcBorders>
+          </w:tcPr>
           <w:p>
             <w:pPr>
               <w:pStyle w:val="Compact"/>
@@ -7775,6 +7903,14 @@
       <w:tblPr>
         <w:tblStyle w:val="Table"/>
         <w:tblW w:type="auto" w:w="0"/>
+        <w:tblBorders>
+          <w:top w:val="single" w:sz="12" w:space="0" w:color="000000"/>
+          <w:left w:val="none" w:sz="0" w:space="0" w:color="auto"/>
+          <w:bottom w:val="single" w:sz="12" w:space="0" w:color="000000"/>
+          <w:right w:val="none" w:sz="0" w:space="0" w:color="auto"/>
+          <w:insideH w:val="none" w:sz="0" w:space="0" w:color="auto"/>
+          <w:insideV w:val="none" w:sz="0" w:space="0" w:color="auto"/>
+        </w:tblBorders>
         <w:tblLook w:firstRow="1" w:lastRow="0" w:firstColumn="0" w:lastColumn="0" w:noHBand="0" w:noVBand="0" w:val="0020"/>
       </w:tblPr>
       <w:tblGrid>
@@ -7789,7 +7925,11 @@
           <w:tblHeader w:val="on"/>
         </w:trPr>
         <w:tc>
-          <w:tcPr/>
+          <w:tcPr>
+            <w:tcBorders>
+              <w:bottom w:val="single" w:sz="8" w:space="0" w:color="000000"/>
+            </w:tcBorders>
+          </w:tcPr>
           <w:p>
             <w:pPr>
               <w:pStyle w:val="Compact"/>
@@ -7805,7 +7945,11 @@
           </w:p>
         </w:tc>
         <w:tc>
-          <w:tcPr/>
+          <w:tcPr>
+            <w:tcBorders>
+              <w:bottom w:val="single" w:sz="8" w:space="0" w:color="000000"/>
+            </w:tcBorders>
+          </w:tcPr>
           <w:p>
             <w:pPr>
               <w:pStyle w:val="Compact"/>
@@ -7821,7 +7965,11 @@
           </w:p>
         </w:tc>
         <w:tc>
-          <w:tcPr/>
+          <w:tcPr>
+            <w:tcBorders>
+              <w:bottom w:val="single" w:sz="8" w:space="0" w:color="000000"/>
+            </w:tcBorders>
+          </w:tcPr>
           <w:p>
             <w:pPr>
               <w:pStyle w:val="Compact"/>
@@ -7837,7 +7985,11 @@
           </w:p>
         </w:tc>
         <w:tc>
-          <w:tcPr/>
+          <w:tcPr>
+            <w:tcBorders>
+              <w:bottom w:val="single" w:sz="8" w:space="0" w:color="000000"/>
+            </w:tcBorders>
+          </w:tcPr>
           <w:p>
             <w:pPr>
               <w:pStyle w:val="Compact"/>
@@ -7853,7 +8005,11 @@
           </w:p>
         </w:tc>
         <w:tc>
-          <w:tcPr/>
+          <w:tcPr>
+            <w:tcBorders>
+              <w:bottom w:val="single" w:sz="8" w:space="0" w:color="000000"/>
+            </w:tcBorders>
+          </w:tcPr>
           <w:p>
             <w:pPr>
               <w:pStyle w:val="Compact"/>
@@ -8029,6 +8185,14 @@
       <w:tblPr>
         <w:tblStyle w:val="Table"/>
         <w:tblW w:type="auto" w:w="0"/>
+        <w:tblBorders>
+          <w:top w:val="single" w:sz="12" w:space="0" w:color="000000"/>
+          <w:left w:val="none" w:sz="0" w:space="0" w:color="auto"/>
+          <w:bottom w:val="single" w:sz="12" w:space="0" w:color="000000"/>
+          <w:right w:val="none" w:sz="0" w:space="0" w:color="auto"/>
+          <w:insideH w:val="none" w:sz="0" w:space="0" w:color="auto"/>
+          <w:insideV w:val="none" w:sz="0" w:space="0" w:color="auto"/>
+        </w:tblBorders>
         <w:tblLook w:firstRow="1" w:lastRow="0" w:firstColumn="0" w:lastColumn="0" w:noHBand="0" w:noVBand="0" w:val="0020"/>
       </w:tblPr>
       <w:tblGrid>
@@ -8040,7 +8204,11 @@
           <w:tblHeader w:val="on"/>
         </w:trPr>
         <w:tc>
-          <w:tcPr/>
+          <w:tcPr>
+            <w:tcBorders>
+              <w:bottom w:val="single" w:sz="8" w:space="0" w:color="000000"/>
+            </w:tcBorders>
+          </w:tcPr>
           <w:p>
             <w:pPr>
               <w:pStyle w:val="Compact"/>
@@ -8056,7 +8224,11 @@
           </w:p>
         </w:tc>
         <w:tc>
-          <w:tcPr/>
+          <w:tcPr>
+            <w:tcBorders>
+              <w:bottom w:val="single" w:sz="8" w:space="0" w:color="000000"/>
+            </w:tcBorders>
+          </w:tcPr>
           <w:p>
             <w:pPr>
               <w:pStyle w:val="Compact"/>
@@ -8575,6 +8747,14 @@
       <w:tblPr>
         <w:tblStyle w:val="Table"/>
         <w:tblW w:type="auto" w:w="0"/>
+        <w:tblBorders>
+          <w:top w:val="single" w:sz="12" w:space="0" w:color="000000"/>
+          <w:left w:val="none" w:sz="0" w:space="0" w:color="auto"/>
+          <w:bottom w:val="single" w:sz="12" w:space="0" w:color="000000"/>
+          <w:right w:val="none" w:sz="0" w:space="0" w:color="auto"/>
+          <w:insideH w:val="none" w:sz="0" w:space="0" w:color="auto"/>
+          <w:insideV w:val="none" w:sz="0" w:space="0" w:color="auto"/>
+        </w:tblBorders>
         <w:tblLook w:firstRow="1" w:lastRow="0" w:firstColumn="0" w:lastColumn="0" w:noHBand="0" w:noVBand="0" w:val="0020"/>
       </w:tblPr>
       <w:tblGrid>
@@ -8586,7 +8766,11 @@
           <w:tblHeader w:val="on"/>
         </w:trPr>
         <w:tc>
-          <w:tcPr/>
+          <w:tcPr>
+            <w:tcBorders>
+              <w:bottom w:val="single" w:sz="8" w:space="0" w:color="000000"/>
+            </w:tcBorders>
+          </w:tcPr>
           <w:p>
             <w:pPr>
               <w:pStyle w:val="Compact"/>
@@ -8602,7 +8786,11 @@
           </w:p>
         </w:tc>
         <w:tc>
-          <w:tcPr/>
+          <w:tcPr>
+            <w:tcBorders>
+              <w:bottom w:val="single" w:sz="8" w:space="0" w:color="000000"/>
+            </w:tcBorders>
+          </w:tcPr>
           <w:p>
             <w:pPr>
               <w:pStyle w:val="Compact"/>
@@ -9156,6 +9344,7 @@
     <w:p>
       <w:pPr>
         <w:pStyle w:val="FirstParagraph"/>
+        <w:spacing w:before="0" w:after="0"/>
       </w:pPr>
       <w:r>
         <w:rPr>
@@ -9432,6 +9621,7 @@
     <w:p>
       <w:pPr>
         <w:pStyle w:val="BodyText"/>
+        <w:spacing w:before="0" w:after="0"/>
       </w:pPr>
       <w:r>
         <w:rPr>
@@ -9711,6 +9901,7 @@
     <w:p>
       <w:pPr>
         <w:pStyle w:val="BodyText"/>
+        <w:spacing w:before="0" w:after="0"/>
       </w:pPr>
       <w:r>
         <w:rPr>
@@ -9987,6 +10178,7 @@
     <w:p>
       <w:pPr>
         <w:pStyle w:val="BodyText"/>
+        <w:spacing w:before="0" w:after="0"/>
       </w:pPr>
       <w:r>
         <w:rPr>
@@ -11138,6 +11330,14 @@
       <w:tblPr>
         <w:tblStyle w:val="Table"/>
         <w:tblW w:type="auto" w:w="0"/>
+        <w:tblBorders>
+          <w:top w:val="single" w:sz="12" w:space="0" w:color="000000"/>
+          <w:left w:val="none" w:sz="0" w:space="0" w:color="auto"/>
+          <w:bottom w:val="single" w:sz="12" w:space="0" w:color="000000"/>
+          <w:right w:val="none" w:sz="0" w:space="0" w:color="auto"/>
+          <w:insideH w:val="none" w:sz="0" w:space="0" w:color="auto"/>
+          <w:insideV w:val="none" w:sz="0" w:space="0" w:color="auto"/>
+        </w:tblBorders>
         <w:tblLook w:firstRow="1" w:lastRow="0" w:firstColumn="0" w:lastColumn="0" w:noHBand="0" w:noVBand="0" w:val="0020"/>
       </w:tblPr>
       <w:tblGrid>
@@ -11149,7 +11349,11 @@
           <w:tblHeader w:val="on"/>
         </w:trPr>
         <w:tc>
-          <w:tcPr/>
+          <w:tcPr>
+            <w:tcBorders>
+              <w:bottom w:val="single" w:sz="8" w:space="0" w:color="000000"/>
+            </w:tcBorders>
+          </w:tcPr>
           <w:p>
             <w:pPr>
               <w:pStyle w:val="Compact"/>
@@ -11165,7 +11369,11 @@
           </w:p>
         </w:tc>
         <w:tc>
-          <w:tcPr/>
+          <w:tcPr>
+            <w:tcBorders>
+              <w:bottom w:val="single" w:sz="8" w:space="0" w:color="000000"/>
+            </w:tcBorders>
+          </w:tcPr>
           <w:p>
             <w:pPr>
               <w:pStyle w:val="Compact"/>
@@ -11663,6 +11871,14 @@
       <w:tblPr>
         <w:tblStyle w:val="Table"/>
         <w:tblW w:type="auto" w:w="0"/>
+        <w:tblBorders>
+          <w:top w:val="single" w:sz="12" w:space="0" w:color="000000"/>
+          <w:left w:val="none" w:sz="0" w:space="0" w:color="auto"/>
+          <w:bottom w:val="single" w:sz="12" w:space="0" w:color="000000"/>
+          <w:right w:val="none" w:sz="0" w:space="0" w:color="auto"/>
+          <w:insideH w:val="none" w:sz="0" w:space="0" w:color="auto"/>
+          <w:insideV w:val="none" w:sz="0" w:space="0" w:color="auto"/>
+        </w:tblBorders>
         <w:tblLook w:firstRow="1" w:lastRow="0" w:firstColumn="0" w:lastColumn="0" w:noHBand="0" w:noVBand="0" w:val="0020"/>
       </w:tblPr>
       <w:tblGrid>
@@ -11674,7 +11890,11 @@
           <w:tblHeader w:val="on"/>
         </w:trPr>
         <w:tc>
-          <w:tcPr/>
+          <w:tcPr>
+            <w:tcBorders>
+              <w:bottom w:val="single" w:sz="8" w:space="0" w:color="000000"/>
+            </w:tcBorders>
+          </w:tcPr>
           <w:p>
             <w:pPr>
               <w:pStyle w:val="Compact"/>
@@ -11690,7 +11910,11 @@
           </w:p>
         </w:tc>
         <w:tc>
-          <w:tcPr/>
+          <w:tcPr>
+            <w:tcBorders>
+              <w:bottom w:val="single" w:sz="8" w:space="0" w:color="000000"/>
+            </w:tcBorders>
+          </w:tcPr>
           <w:p>
             <w:pPr>
               <w:pStyle w:val="Compact"/>
@@ -12408,6 +12632,14 @@
       <w:tblPr>
         <w:tblStyle w:val="Table"/>
         <w:tblW w:type="auto" w:w="0"/>
+        <w:tblBorders>
+          <w:top w:val="single" w:sz="12" w:space="0" w:color="000000"/>
+          <w:left w:val="none" w:sz="0" w:space="0" w:color="auto"/>
+          <w:bottom w:val="single" w:sz="12" w:space="0" w:color="000000"/>
+          <w:right w:val="none" w:sz="0" w:space="0" w:color="auto"/>
+          <w:insideH w:val="none" w:sz="0" w:space="0" w:color="auto"/>
+          <w:insideV w:val="none" w:sz="0" w:space="0" w:color="auto"/>
+        </w:tblBorders>
         <w:tblLook w:firstRow="1" w:lastRow="0" w:firstColumn="0" w:lastColumn="0" w:noHBand="0" w:noVBand="0" w:val="0020"/>
       </w:tblPr>
       <w:tblGrid>
@@ -12419,7 +12651,11 @@
           <w:tblHeader w:val="on"/>
         </w:trPr>
         <w:tc>
-          <w:tcPr/>
+          <w:tcPr>
+            <w:tcBorders>
+              <w:bottom w:val="single" w:sz="8" w:space="0" w:color="000000"/>
+            </w:tcBorders>
+          </w:tcPr>
           <w:p>
             <w:pPr>
               <w:pStyle w:val="Compact"/>
@@ -12435,7 +12671,11 @@
           </w:p>
         </w:tc>
         <w:tc>
-          <w:tcPr/>
+          <w:tcPr>
+            <w:tcBorders>
+              <w:bottom w:val="single" w:sz="8" w:space="0" w:color="000000"/>
+            </w:tcBorders>
+          </w:tcPr>
           <w:p>
             <w:pPr>
               <w:pStyle w:val="Compact"/>
@@ -12931,6 +13171,14 @@
       <w:tblPr>
         <w:tblStyle w:val="Table"/>
         <w:tblW w:type="auto" w:w="0"/>
+        <w:tblBorders>
+          <w:top w:val="single" w:sz="12" w:space="0" w:color="000000"/>
+          <w:left w:val="none" w:sz="0" w:space="0" w:color="auto"/>
+          <w:bottom w:val="single" w:sz="12" w:space="0" w:color="000000"/>
+          <w:right w:val="none" w:sz="0" w:space="0" w:color="auto"/>
+          <w:insideH w:val="none" w:sz="0" w:space="0" w:color="auto"/>
+          <w:insideV w:val="none" w:sz="0" w:space="0" w:color="auto"/>
+        </w:tblBorders>
         <w:tblLook w:firstRow="1" w:lastRow="0" w:firstColumn="0" w:lastColumn="0" w:noHBand="0" w:noVBand="0" w:val="0020"/>
       </w:tblPr>
       <w:tblGrid>
@@ -12944,7 +13192,11 @@
           <w:tblHeader w:val="on"/>
         </w:trPr>
         <w:tc>
-          <w:tcPr/>
+          <w:tcPr>
+            <w:tcBorders>
+              <w:bottom w:val="single" w:sz="8" w:space="0" w:color="000000"/>
+            </w:tcBorders>
+          </w:tcPr>
           <w:p>
             <w:pPr>
               <w:pStyle w:val="Compact"/>
@@ -12960,7 +13212,11 @@
           </w:p>
         </w:tc>
         <w:tc>
-          <w:tcPr/>
+          <w:tcPr>
+            <w:tcBorders>
+              <w:bottom w:val="single" w:sz="8" w:space="0" w:color="000000"/>
+            </w:tcBorders>
+          </w:tcPr>
           <w:p>
             <w:pPr>
               <w:pStyle w:val="Compact"/>
@@ -12969,7 +13225,11 @@
           </w:p>
         </w:tc>
         <w:tc>
-          <w:tcPr/>
+          <w:tcPr>
+            <w:tcBorders>
+              <w:bottom w:val="single" w:sz="8" w:space="0" w:color="000000"/>
+            </w:tcBorders>
+          </w:tcPr>
           <w:p>
             <w:pPr>
               <w:pStyle w:val="Compact"/>
@@ -12985,7 +13245,11 @@
           </w:p>
         </w:tc>
         <w:tc>
-          <w:tcPr/>
+          <w:tcPr>
+            <w:tcBorders>
+              <w:bottom w:val="single" w:sz="8" w:space="0" w:color="000000"/>
+            </w:tcBorders>
+          </w:tcPr>
           <w:p>
             <w:pPr>
               <w:pStyle w:val="Compact"/>
@@ -14673,6 +14937,14 @@
       <w:tblPr>
         <w:tblStyle w:val="Table"/>
         <w:tblW w:type="auto" w:w="0"/>
+        <w:tblBorders>
+          <w:top w:val="single" w:sz="12" w:space="0" w:color="000000"/>
+          <w:left w:val="none" w:sz="0" w:space="0" w:color="auto"/>
+          <w:bottom w:val="single" w:sz="12" w:space="0" w:color="000000"/>
+          <w:right w:val="none" w:sz="0" w:space="0" w:color="auto"/>
+          <w:insideH w:val="none" w:sz="0" w:space="0" w:color="auto"/>
+          <w:insideV w:val="none" w:sz="0" w:space="0" w:color="auto"/>
+        </w:tblBorders>
         <w:tblLook w:firstRow="1" w:lastRow="0" w:firstColumn="0" w:lastColumn="0" w:noHBand="0" w:noVBand="0" w:val="0020"/>
       </w:tblPr>
       <w:tblGrid>
@@ -14684,7 +14956,11 @@
           <w:tblHeader w:val="on"/>
         </w:trPr>
         <w:tc>
-          <w:tcPr/>
+          <w:tcPr>
+            <w:tcBorders>
+              <w:bottom w:val="single" w:sz="8" w:space="0" w:color="000000"/>
+            </w:tcBorders>
+          </w:tcPr>
           <w:p>
             <w:pPr>
               <w:pStyle w:val="Compact"/>
@@ -14700,7 +14976,11 @@
           </w:p>
         </w:tc>
         <w:tc>
-          <w:tcPr/>
+          <w:tcPr>
+            <w:tcBorders>
+              <w:bottom w:val="single" w:sz="8" w:space="0" w:color="000000"/>
+            </w:tcBorders>
+          </w:tcPr>
           <w:p>
             <w:pPr>
               <w:pStyle w:val="Compact"/>
@@ -15459,6 +15739,14 @@
       <w:tblPr>
         <w:tblStyle w:val="Table"/>
         <w:tblW w:type="auto" w:w="0"/>
+        <w:tblBorders>
+          <w:top w:val="single" w:sz="12" w:space="0" w:color="000000"/>
+          <w:left w:val="none" w:sz="0" w:space="0" w:color="auto"/>
+          <w:bottom w:val="single" w:sz="12" w:space="0" w:color="000000"/>
+          <w:right w:val="none" w:sz="0" w:space="0" w:color="auto"/>
+          <w:insideH w:val="none" w:sz="0" w:space="0" w:color="auto"/>
+          <w:insideV w:val="none" w:sz="0" w:space="0" w:color="auto"/>
+        </w:tblBorders>
         <w:tblLook w:firstRow="1" w:lastRow="0" w:firstColumn="0" w:lastColumn="0" w:noHBand="0" w:noVBand="0" w:val="0020"/>
       </w:tblPr>
       <w:tblGrid>
@@ -15470,7 +15758,11 @@
           <w:tblHeader w:val="on"/>
         </w:trPr>
         <w:tc>
-          <w:tcPr/>
+          <w:tcPr>
+            <w:tcBorders>
+              <w:bottom w:val="single" w:sz="8" w:space="0" w:color="000000"/>
+            </w:tcBorders>
+          </w:tcPr>
           <w:p>
             <w:pPr>
               <w:pStyle w:val="Compact"/>
@@ -15486,7 +15778,11 @@
           </w:p>
         </w:tc>
         <w:tc>
-          <w:tcPr/>
+          <w:tcPr>
+            <w:tcBorders>
+              <w:bottom w:val="single" w:sz="8" w:space="0" w:color="000000"/>
+            </w:tcBorders>
+          </w:tcPr>
           <w:p>
             <w:pPr>
               <w:pStyle w:val="Compact"/>
@@ -17884,6 +18180,14 @@
       <w:tblPr>
         <w:tblStyle w:val="Table"/>
         <w:tblW w:type="auto" w:w="0"/>
+        <w:tblBorders>
+          <w:top w:val="single" w:sz="12" w:space="0" w:color="000000"/>
+          <w:left w:val="none" w:sz="0" w:space="0" w:color="auto"/>
+          <w:bottom w:val="single" w:sz="12" w:space="0" w:color="000000"/>
+          <w:right w:val="none" w:sz="0" w:space="0" w:color="auto"/>
+          <w:insideH w:val="none" w:sz="0" w:space="0" w:color="auto"/>
+          <w:insideV w:val="none" w:sz="0" w:space="0" w:color="auto"/>
+        </w:tblBorders>
         <w:tblLook w:firstRow="1" w:lastRow="0" w:firstColumn="0" w:lastColumn="0" w:noHBand="0" w:noVBand="0" w:val="0020"/>
       </w:tblPr>
       <w:tblGrid>
@@ -17895,7 +18199,11 @@
           <w:tblHeader w:val="on"/>
         </w:trPr>
         <w:tc>
-          <w:tcPr/>
+          <w:tcPr>
+            <w:tcBorders>
+              <w:bottom w:val="single" w:sz="8" w:space="0" w:color="000000"/>
+            </w:tcBorders>
+          </w:tcPr>
           <w:p>
             <w:pPr>
               <w:pStyle w:val="Compact"/>
@@ -17911,7 +18219,11 @@
           </w:p>
         </w:tc>
         <w:tc>
-          <w:tcPr/>
+          <w:tcPr>
+            <w:tcBorders>
+              <w:bottom w:val="single" w:sz="8" w:space="0" w:color="000000"/>
+            </w:tcBorders>
+          </w:tcPr>
           <w:p>
             <w:pPr>
               <w:pStyle w:val="Compact"/>
@@ -24110,7 +24422,7 @@
     <ns0:rPr>
       <ns0:rFonts ns0:ascii="Times New Roman" ns0:cs="Times New Roman" ns0:eastAsia="SimHei" ns0:hAnsi="Times New Roman"/>
       <ns0:b/>
-      <ns0:color ns0:val="17324D"/>
+      <ns0:color ns0:val="000000"/>
       <ns0:sz ns0:val="44"/>
       <ns0:szCs ns0:val="56"/>
     </ns0:rPr>
@@ -24252,7 +24564,7 @@
     <ns0:rPr>
       <ns0:rFonts ns0:ascii="Times New Roman" ns0:cs="Times New Roman" ns0:eastAsia="SimHei" ns0:hAnsi="Times New Roman"/>
       <ns0:b/>
-      <ns0:color ns0:val="17324D"/>
+      <ns0:color ns0:val="000000"/>
       <ns0:sz ns0:val="32"/>
       <ns0:szCs ns0:val="40"/>
     </ns0:rPr>
@@ -24276,7 +24588,7 @@
     <ns0:rPr>
       <ns0:rFonts ns0:ascii="Times New Roman" ns0:cs="Times New Roman" ns0:eastAsia="SimHei" ns0:hAnsi="Times New Roman"/>
       <ns0:b/>
-      <ns0:color ns0:val="17324D"/>
+      <ns0:color ns0:val="000000"/>
       <ns0:sz ns0:val="28"/>
       <ns0:szCs ns0:val="32"/>
     </ns0:rPr>
@@ -24300,7 +24612,7 @@
     <ns0:rPr>
       <ns0:rFonts ns0:ascii="Times New Roman" ns0:cs="Times New Roman" ns0:eastAsia="SimHei" ns0:hAnsi="Times New Roman"/>
       <ns0:b/>
-      <ns0:color ns0:val="17324D"/>
+      <ns0:color ns0:val="000000"/>
       <ns0:sz ns0:val="25"/>
       <ns0:szCs ns0:val="28"/>
     </ns0:rPr>
